--- a/dev/checklists/kg_operation/本校幼稚園營運政策_學校版_幼稚園_DRAFT.docx
+++ b/dev/checklists/kg_operation/本校幼稚園營運政策_學校版_幼稚園_DRAFT.docx
@@ -179,7 +179,7 @@
           <w:sz w:val="28"/>
           <w:szCs w:val="28"/>
         </w:rPr>
-        <w:t xml:space="preserve">1. </w:t>
+        <w:t xml:space="preserve">1. 校舍選址與樓宇結構</w:t>
       </w:r>
     </w:p>
     <w:p>
@@ -203,7 +203,7 @@
           <w:sz w:val="22"/>
           <w:szCs w:val="22"/>
         </w:rPr>
-        <w:t xml:space="preserve">本校於租賃或購置擬設立校舍的樓宇前，必須確定有關樓宇用地適合作幼稚園用途，且該建築物符合基本的樓宇安全規定。本校亦須確保校舍和所有設備均屬安全，為兒童提供安全的學習環境。如有關幼稚園房產以結構性的木地板建造，當局將拒絕根據《教育條例》第12(1)(b)條發出證明書，故本校於選址時須避免採用結構性木地板的房產。</w:t>
+        <w:t xml:space="preserve">本校於租賃或購置擬設立校舍的樓宇前，必須確定有關樓宇用地適合作幼稚園用途，且該建築物符合基本的樓宇安全規定。本校亦須確保校舍和所有設備均屬安全，為兒童提供安全的學習環境。如有關幼稚園房產以結構性的木地板建造，當局將拒絕根據《教育條例》第12(1)(b)條發出證明書。</w:t>
       </w:r>
       <w:r>
         <w:rPr>
@@ -779,7 +779,7 @@
         </w:rPr>
         <w:t xml:space="preserve">1　</w:t>
       </w:r>
-      <w:hyperlink w:history="1" r:id="rIdf6vawfsjh4simlyermfdu">
+      <w:hyperlink w:history="1" r:id="rIdrpfxsun932xfdejwl-jhb">
         <w:r>
           <w:rPr>
             <w:rStyle w:val="Hyperlink"/>
@@ -805,7 +805,7 @@
         </w:rPr>
         <w:t xml:space="preserve">2　</w:t>
       </w:r>
-      <w:hyperlink w:history="1" r:id="rIdb7_qzf9qwnmtrxoubofqw">
+      <w:hyperlink w:history="1" r:id="rIdqif-cy42aw-iu0u1w57s9">
         <w:r>
           <w:rPr>
             <w:rStyle w:val="Hyperlink"/>
@@ -831,7 +831,7 @@
         </w:rPr>
         <w:t xml:space="preserve">3, 11　</w:t>
       </w:r>
-      <w:hyperlink w:history="1" r:id="rIddldkxvojrllkkelwwm5k8">
+      <w:hyperlink w:history="1" r:id="rIdxo3umnckcle9zuq8j_kzi">
         <w:r>
           <w:rPr>
             <w:rStyle w:val="Hyperlink"/>
@@ -857,7 +857,7 @@
         </w:rPr>
         <w:t xml:space="preserve">4, 6　</w:t>
       </w:r>
-      <w:hyperlink w:history="1" r:id="rId9unim_y3yu9dqghuq0pao">
+      <w:hyperlink w:history="1" r:id="rIdhjsrpqtai8uyldnbz63ih">
         <w:r>
           <w:rPr>
             <w:rStyle w:val="Hyperlink"/>
@@ -883,7 +883,7 @@
         </w:rPr>
         <w:t xml:space="preserve">5, 12　</w:t>
       </w:r>
-      <w:hyperlink w:history="1" r:id="rIdzma5brrzhfi6ocqjt5tie">
+      <w:hyperlink w:history="1" r:id="rIdnwr-mwahddubdjphg0zjd">
         <w:r>
           <w:rPr>
             <w:rStyle w:val="Hyperlink"/>
@@ -909,7 +909,7 @@
         </w:rPr>
         <w:t xml:space="preserve">7　</w:t>
       </w:r>
-      <w:hyperlink w:history="1" r:id="rId6ydsyrg9aa2dzoeg7a5yd">
+      <w:hyperlink w:history="1" r:id="rIdhgp918wwq4ackqw52yzo5">
         <w:r>
           <w:rPr>
             <w:rStyle w:val="Hyperlink"/>
@@ -935,7 +935,7 @@
         </w:rPr>
         <w:t xml:space="preserve">8, 10　</w:t>
       </w:r>
-      <w:hyperlink w:history="1" r:id="rIdwsorw-kimkgqb-aplfomt">
+      <w:hyperlink w:history="1" r:id="rId6b5t7ok9m7ijhq8xikx01">
         <w:r>
           <w:rPr>
             <w:rStyle w:val="Hyperlink"/>
@@ -961,7 +961,7 @@
         </w:rPr>
         <w:t xml:space="preserve">9, 13　</w:t>
       </w:r>
-      <w:hyperlink w:history="1" r:id="rIdsvifcxjhuisjby9o_gpfb">
+      <w:hyperlink w:history="1" r:id="rIde2pw4mhbdpwko35bopy9_">
         <w:r>
           <w:rPr>
             <w:rStyle w:val="Hyperlink"/>
@@ -987,7 +987,7 @@
           <w:sz w:val="28"/>
           <w:szCs w:val="28"/>
         </w:rPr>
-        <w:t xml:space="preserve">2. </w:t>
+        <w:t xml:space="preserve">2. 園舍設施與設備</w:t>
       </w:r>
     </w:p>
     <w:p>
@@ -1011,7 +1011,7 @@
           <w:sz w:val="22"/>
           <w:szCs w:val="22"/>
         </w:rPr>
-        <w:t xml:space="preserve">本校洗手間的設計與裝修須符合衞生及安全標準。洗手間必須設有通出露天的窗口，窗口總面積最少為洗手間地面面積的十分之一；牆壁應至少鋪上一米高的瓷磚，地面應鋪砌防滑地磚。本校兒童廁所應與職員廁所分開設置。本校須為每30名男童或每25名女童設1個洗手盆。</w:t>
+        <w:t xml:space="preserve">本校洗手間必須設有通出露天的窗口，窗口總面積最少為洗手間地面面積的十分之一；牆壁應至少鋪上一米高的瓷磚，地面應鋪砌防滑地磚。本校兒童廁所應與職員廁所分開設置。本校須為每30名男童或每25名女童設1個洗手盆。</w:t>
       </w:r>
       <w:r>
         <w:rPr>
@@ -1604,7 +1604,7 @@
         </w:rPr>
         <w:t xml:space="preserve">1　</w:t>
       </w:r>
-      <w:hyperlink w:history="1" r:id="rIdzrmcvy7jghoastmyfewo6">
+      <w:hyperlink w:history="1" r:id="rId1abkm9rkwncvuzvyblv94">
         <w:r>
           <w:rPr>
             <w:rStyle w:val="Hyperlink"/>
@@ -1630,7 +1630,7 @@
         </w:rPr>
         <w:t xml:space="preserve">2, 14　</w:t>
       </w:r>
-      <w:hyperlink w:history="1" r:id="rIduivvde7fdckhxmcd-puas">
+      <w:hyperlink w:history="1" r:id="rIdfm526vj_yajjwscr4g3no">
         <w:r>
           <w:rPr>
             <w:rStyle w:val="Hyperlink"/>
@@ -1656,7 +1656,7 @@
         </w:rPr>
         <w:t xml:space="preserve">3, 8, 12　</w:t>
       </w:r>
-      <w:hyperlink w:history="1" r:id="rIdlufufss0t2q8uy_vp_kwj">
+      <w:hyperlink w:history="1" r:id="rIdcg_txkpuu8wqbwyv_0xq5">
         <w:r>
           <w:rPr>
             <w:rStyle w:val="Hyperlink"/>
@@ -1682,7 +1682,7 @@
         </w:rPr>
         <w:t xml:space="preserve">4　</w:t>
       </w:r>
-      <w:hyperlink w:history="1" r:id="rIdpmburnnlxssollplerfun">
+      <w:hyperlink w:history="1" r:id="rIdhjuz2gxdoyedhbzwrnf_d">
         <w:r>
           <w:rPr>
             <w:rStyle w:val="Hyperlink"/>
@@ -1708,7 +1708,7 @@
         </w:rPr>
         <w:t xml:space="preserve">5, 7　</w:t>
       </w:r>
-      <w:hyperlink w:history="1" r:id="rId2x3v3i6ma5sxqs-dxxnt5">
+      <w:hyperlink w:history="1" r:id="rIdeqby_k_twfkprc4wtcekl">
         <w:r>
           <w:rPr>
             <w:rStyle w:val="Hyperlink"/>
@@ -1734,7 +1734,7 @@
         </w:rPr>
         <w:t xml:space="preserve">6　</w:t>
       </w:r>
-      <w:hyperlink w:history="1" r:id="rIdwp6fmg6d5rt-4mde2u49r">
+      <w:hyperlink w:history="1" r:id="rIdju4rtcz5aety1s5qgxd6n">
         <w:r>
           <w:rPr>
             <w:rStyle w:val="Hyperlink"/>
@@ -1760,7 +1760,7 @@
         </w:rPr>
         <w:t xml:space="preserve">9　</w:t>
       </w:r>
-      <w:hyperlink w:history="1" r:id="rIdkjjijttwe4nmmxzsjimcd">
+      <w:hyperlink w:history="1" r:id="rIdksnwbvfzk6osllnpc342c">
         <w:r>
           <w:rPr>
             <w:rStyle w:val="Hyperlink"/>
@@ -1786,7 +1786,7 @@
         </w:rPr>
         <w:t xml:space="preserve">10　</w:t>
       </w:r>
-      <w:hyperlink w:history="1" r:id="rIddqcqg2w1r7zv_jwfhxnvw">
+      <w:hyperlink w:history="1" r:id="rIdsylawqcbox14gy-v5onzu">
         <w:r>
           <w:rPr>
             <w:rStyle w:val="Hyperlink"/>
@@ -1812,7 +1812,7 @@
         </w:rPr>
         <w:t xml:space="preserve">11　</w:t>
       </w:r>
-      <w:hyperlink w:history="1" r:id="rIdis81mzsjm0yyvp7hcrzkm">
+      <w:hyperlink w:history="1" r:id="rIdintylu6comiytkbjed_ja">
         <w:r>
           <w:rPr>
             <w:rStyle w:val="Hyperlink"/>
@@ -1838,7 +1838,7 @@
         </w:rPr>
         <w:t xml:space="preserve">13　</w:t>
       </w:r>
-      <w:hyperlink w:history="1" r:id="rIdeyv8qcw25m6eroxytpd6e">
+      <w:hyperlink w:history="1" r:id="rIdyfubv1lemmuawhdshznoo">
         <w:r>
           <w:rPr>
             <w:rStyle w:val="Hyperlink"/>
@@ -1864,7 +1864,7 @@
           <w:sz w:val="28"/>
           <w:szCs w:val="28"/>
         </w:rPr>
-        <w:t xml:space="preserve">3. </w:t>
+        <w:t xml:space="preserve">3. 消防安全與走火</w:t>
       </w:r>
     </w:p>
     <w:p>
@@ -2576,7 +2576,7 @@
         </w:rPr>
         <w:t xml:space="preserve">1　</w:t>
       </w:r>
-      <w:hyperlink w:history="1" r:id="rIdqoqfbn_kacnhikiomoesz">
+      <w:hyperlink w:history="1" r:id="rIdc7yi8izil6jzfmcaylmq2">
         <w:r>
           <w:rPr>
             <w:rStyle w:val="Hyperlink"/>
@@ -2602,7 +2602,7 @@
         </w:rPr>
         <w:t xml:space="preserve">2, 3, 4　</w:t>
       </w:r>
-      <w:hyperlink w:history="1" r:id="rIdmehszdyclyiegxuanxdot">
+      <w:hyperlink w:history="1" r:id="rIdqs2kemnm4_cagvz6k5m29">
         <w:r>
           <w:rPr>
             <w:rStyle w:val="Hyperlink"/>
@@ -2628,7 +2628,7 @@
         </w:rPr>
         <w:t xml:space="preserve">5　</w:t>
       </w:r>
-      <w:hyperlink w:history="1" r:id="rIdwvdlhwdvrqlkht6f9zwoz">
+      <w:hyperlink w:history="1" r:id="rIdp61sfjhj7jtf7suqr1zcw">
         <w:r>
           <w:rPr>
             <w:rStyle w:val="Hyperlink"/>
@@ -2654,7 +2654,7 @@
         </w:rPr>
         <w:t xml:space="preserve">6　</w:t>
       </w:r>
-      <w:hyperlink w:history="1" r:id="rIdvy3hahpueiomnjvz5kx0o">
+      <w:hyperlink w:history="1" r:id="rIdxy7dkssrwtjsrmsh0_sth">
         <w:r>
           <w:rPr>
             <w:rStyle w:val="Hyperlink"/>
@@ -2680,7 +2680,7 @@
         </w:rPr>
         <w:t xml:space="preserve">7　</w:t>
       </w:r>
-      <w:hyperlink w:history="1" r:id="rIdkogpah7d7aevocpepa3u8">
+      <w:hyperlink w:history="1" r:id="rIdvssm2sjutk0jgzy6qf3gc">
         <w:r>
           <w:rPr>
             <w:rStyle w:val="Hyperlink"/>
@@ -2706,7 +2706,7 @@
         </w:rPr>
         <w:t xml:space="preserve">8　</w:t>
       </w:r>
-      <w:hyperlink w:history="1" r:id="rIdgwkshtx3-magxttj8sboh">
+      <w:hyperlink w:history="1" r:id="rId5w2xchkqe2xurqaxp7qhs">
         <w:r>
           <w:rPr>
             <w:rStyle w:val="Hyperlink"/>
@@ -2732,7 +2732,7 @@
           <w:sz w:val="28"/>
           <w:szCs w:val="28"/>
         </w:rPr>
-        <w:t xml:space="preserve">4. </w:t>
+        <w:t xml:space="preserve">4. 氣體、電力及機電安全</w:t>
       </w:r>
     </w:p>
     <w:p>
@@ -3127,7 +3127,7 @@
         </w:rPr>
         <w:t xml:space="preserve">1　</w:t>
       </w:r>
-      <w:hyperlink w:history="1" r:id="rIdpy4jora_nodihcdxcnsot">
+      <w:hyperlink w:history="1" r:id="rIdqpxib3_yn6bqyj3hjcemn">
         <w:r>
           <w:rPr>
             <w:rStyle w:val="Hyperlink"/>
@@ -3153,7 +3153,7 @@
         </w:rPr>
         <w:t xml:space="preserve">2　</w:t>
       </w:r>
-      <w:hyperlink w:history="1" r:id="rIde8w9enxdvum7cvyvm2yfw">
+      <w:hyperlink w:history="1" r:id="rIdoeyqe9i_lzjlhfsa48lvd">
         <w:r>
           <w:rPr>
             <w:rStyle w:val="Hyperlink"/>
@@ -3179,7 +3179,7 @@
           <w:sz w:val="28"/>
           <w:szCs w:val="28"/>
         </w:rPr>
-        <w:t xml:space="preserve">5. </w:t>
+        <w:t xml:space="preserve">5. 樓宇維修與環境衞生</w:t>
       </w:r>
     </w:p>
     <w:p>
@@ -3203,7 +3203,7 @@
           <w:sz w:val="22"/>
           <w:szCs w:val="22"/>
         </w:rPr>
-        <w:t xml:space="preserve">本校重視校園環境的安全與衞生，致力提供一個安全、健康和安排妥善的校園環境，並與家長共同制訂及推行健康政策措施。本校須保持校舍環境的衞生，以營造健康的學習環境，讓幼兒在妥善照顧下成長學習。</w:t>
+        <w:t xml:space="preserve">本校須提供一個安全、健康和安排妥善的校園環境，並與家長共同制訂及推行健康政策措施。本校須保持校舍環境的衞生，以營造健康的學習環境。</w:t>
       </w:r>
       <w:r>
         <w:rPr>
@@ -3475,7 +3475,7 @@
           <w:sz w:val="22"/>
           <w:szCs w:val="22"/>
         </w:rPr>
-        <w:t xml:space="preserve">為維持環境衞生及保障幼兒健康，本校應定時使用家用漂白水（1:99）清潔傢具、設備和玩具，並應每星期更換一次兒童的床單、被套及枕套等。</w:t>
+        <w:t xml:space="preserve">本校應定時使用家用漂白水（1:99）清潔傢具、設備和玩具，並應每星期更換一次兒童的床單、被套及枕套等。</w:t>
       </w:r>
       <w:r>
         <w:rPr>
@@ -3509,7 +3509,7 @@
           <w:sz w:val="22"/>
           <w:szCs w:val="22"/>
         </w:rPr>
-        <w:t xml:space="preserve">本校供飲用、煮食和洗濯用的水須由自來水喉或其他認可的水源供應，確保用水安全衞生。</w:t>
+        <w:t xml:space="preserve">本校供飲用、煮食和洗濯用的水須由自來水喉或其他認可的水源供應。</w:t>
       </w:r>
       <w:r>
         <w:rPr>
@@ -3552,7 +3552,7 @@
         </w:rPr>
         <w:t xml:space="preserve">1　</w:t>
       </w:r>
-      <w:hyperlink w:history="1" r:id="rIdjol1sgkmzcuyzctebfyvj">
+      <w:hyperlink w:history="1" r:id="rIdcuezf50t5umcapbqixsv6">
         <w:r>
           <w:rPr>
             <w:rStyle w:val="Hyperlink"/>
@@ -3578,7 +3578,7 @@
         </w:rPr>
         <w:t xml:space="preserve">2　</w:t>
       </w:r>
-      <w:hyperlink w:history="1" r:id="rIddqjr05ipq-wtfgojrey6w">
+      <w:hyperlink w:history="1" r:id="rIdv22okdz37z9bk-jxhzlcw">
         <w:r>
           <w:rPr>
             <w:rStyle w:val="Hyperlink"/>
@@ -3604,7 +3604,7 @@
         </w:rPr>
         <w:t xml:space="preserve">3, 4　</w:t>
       </w:r>
-      <w:hyperlink w:history="1" r:id="rIdygqyq5yojwte2oe0m-9lf">
+      <w:hyperlink w:history="1" r:id="rIdtyi3xwrgakyzsevlhtddk">
         <w:r>
           <w:rPr>
             <w:rStyle w:val="Hyperlink"/>
@@ -3630,7 +3630,7 @@
           <w:sz w:val="28"/>
           <w:szCs w:val="28"/>
         </w:rPr>
-        <w:t xml:space="preserve">6. </w:t>
+        <w:t xml:space="preserve">6. 兒童健康檢查與紀錄</w:t>
       </w:r>
     </w:p>
     <w:p>
@@ -3654,7 +3654,7 @@
           <w:sz w:val="22"/>
           <w:szCs w:val="22"/>
         </w:rPr>
-        <w:t xml:space="preserve">兒童每日返抵本校園舍時，本校須隨即為其進行健康檢查，待確定其身體健康後方可入班；如發現病徵，應立即安排隔離，並通知家長帶回求醫。本校亦會定期檢查及記錄兒童體溫。兒童入讀本校之前，應接受一項由註冊醫生進行的全面體格檢查。</w:t>
+        <w:t xml:space="preserve">兒童返抵本校園舍時，本校須隨即為其進行健康檢查，並待確定其身體健康；如發現病徵，應立即安排隔離，並通知家長帶回求醫。兒童入讀本校之前，應接受一項全面的體格檢查。</w:t>
       </w:r>
       <w:r>
         <w:rPr>
@@ -3683,24 +3683,6 @@
           <w:vertAlign w:val="superscript"/>
         </w:rPr>
         <w:t xml:space="preserve">2</w:t>
-      </w:r>
-      <w:r>
-        <w:rPr>
-          <w:rFonts w:ascii="Microsoft JhengHei" w:cs="Microsoft JhengHei" w:eastAsia="Microsoft JhengHei" w:hAnsi="Microsoft JhengHei"/>
-          <w:sz w:val="22"/>
-          <w:szCs w:val="22"/>
-        </w:rPr>
-        <w:t xml:space="preserve"> </w:t>
-      </w:r>
-      <w:r>
-        <w:rPr>
-          <w:rFonts w:ascii="Microsoft JhengHei" w:cs="Microsoft JhengHei" w:eastAsia="Microsoft JhengHei" w:hAnsi="Microsoft JhengHei"/>
-          <w:color w:val="1F4E36"/>
-          <w:sz w:val="16"/>
-          <w:szCs w:val="16"/>
-          <w:vertAlign w:val="superscript"/>
-        </w:rPr>
-        <w:t xml:space="preserve">3</w:t>
       </w:r>
     </w:p>
     <w:p>
@@ -3724,7 +3706,25 @@
           <w:sz w:val="22"/>
           <w:szCs w:val="22"/>
         </w:rPr>
-        <w:t xml:space="preserve">本校須備有每名兒童的健康紀錄，並在適當時候更新，以供隨時查閱。本校亦須妥善保存學童個人健康紀錄及員工病假紀錄。健康紀錄內容至少包括下列各項：</w:t>
+        <w:t xml:space="preserve">本校須備有每名兒童的健康紀錄，並在適當時候更新，以供隨時查閱。本校亦須妥善保存學童個人健康紀錄及員工病假紀錄，並定期檢查及記錄兒童體溫。健康紀錄內容至少包括下列各項：</w:t>
+      </w:r>
+      <w:r>
+        <w:rPr>
+          <w:rFonts w:ascii="Microsoft JhengHei" w:cs="Microsoft JhengHei" w:eastAsia="Microsoft JhengHei" w:hAnsi="Microsoft JhengHei"/>
+          <w:color w:val="1F4E36"/>
+          <w:sz w:val="16"/>
+          <w:szCs w:val="16"/>
+          <w:vertAlign w:val="superscript"/>
+        </w:rPr>
+        <w:t xml:space="preserve">3</w:t>
+      </w:r>
+      <w:r>
+        <w:rPr>
+          <w:rFonts w:ascii="Microsoft JhengHei" w:cs="Microsoft JhengHei" w:eastAsia="Microsoft JhengHei" w:hAnsi="Microsoft JhengHei"/>
+          <w:sz w:val="22"/>
+          <w:szCs w:val="22"/>
+        </w:rPr>
+        <w:t xml:space="preserve"> </w:t>
       </w:r>
       <w:r>
         <w:rPr>
@@ -3735,24 +3735,6 @@
           <w:vertAlign w:val="superscript"/>
         </w:rPr>
         <w:t xml:space="preserve">4</w:t>
-      </w:r>
-      <w:r>
-        <w:rPr>
-          <w:rFonts w:ascii="Microsoft JhengHei" w:cs="Microsoft JhengHei" w:eastAsia="Microsoft JhengHei" w:hAnsi="Microsoft JhengHei"/>
-          <w:sz w:val="22"/>
-          <w:szCs w:val="22"/>
-        </w:rPr>
-        <w:t xml:space="preserve"> </w:t>
-      </w:r>
-      <w:r>
-        <w:rPr>
-          <w:rFonts w:ascii="Microsoft JhengHei" w:cs="Microsoft JhengHei" w:eastAsia="Microsoft JhengHei" w:hAnsi="Microsoft JhengHei"/>
-          <w:color w:val="1F4E36"/>
-          <w:sz w:val="16"/>
-          <w:szCs w:val="16"/>
-          <w:vertAlign w:val="superscript"/>
-        </w:rPr>
-        <w:t xml:space="preserve">5</w:t>
       </w:r>
     </w:p>
     <w:tbl>
@@ -4158,7 +4140,7 @@
           <w:szCs w:val="16"/>
           <w:vertAlign w:val="superscript"/>
         </w:rPr>
-        <w:t xml:space="preserve">6</w:t>
+        <w:t xml:space="preserve">5</w:t>
       </w:r>
     </w:p>
     <w:p>
@@ -4191,7 +4173,7 @@
         </w:rPr>
         <w:t xml:space="preserve">1　</w:t>
       </w:r>
-      <w:hyperlink w:history="1" r:id="rId9lcfmtg0_eu7lxlgkk_y1">
+      <w:hyperlink w:history="1" r:id="rIdnyrcrd69ric4kornhodia">
         <w:r>
           <w:rPr>
             <w:rStyle w:val="Hyperlink"/>
@@ -4217,7 +4199,7 @@
         </w:rPr>
         <w:t xml:space="preserve">2　</w:t>
       </w:r>
-      <w:hyperlink w:history="1" r:id="rIdlakbnan_w3ntcaa9qtjkd">
+      <w:hyperlink w:history="1" r:id="rIdjj5ueqrcbqvdnvizchbmc">
         <w:r>
           <w:rPr>
             <w:rStyle w:val="Hyperlink"/>
@@ -4241,9 +4223,35 @@
           <w:sz w:val="18"/>
           <w:szCs w:val="18"/>
         </w:rPr>
-        <w:t xml:space="preserve">3, 5　</w:t>
-      </w:r>
-      <w:hyperlink w:history="1" r:id="rId80zun3n8c8jbrzmfdxpdb">
+        <w:t xml:space="preserve">3　</w:t>
+      </w:r>
+      <w:hyperlink w:history="1" r:id="rIdv9-ab9higk7swc0ypczvu">
+        <w:r>
+          <w:rPr>
+            <w:rStyle w:val="Hyperlink"/>
+            <w:rFonts w:ascii="Microsoft JhengHei" w:cs="Microsoft JhengHei" w:eastAsia="Microsoft JhengHei" w:hAnsi="Microsoft JhengHei"/>
+            <w:sz w:val="18"/>
+            <w:szCs w:val="18"/>
+          </w:rPr>
+          <w:t xml:space="preserve">《學前機構辦學手冊（2026年5月，第4.3版）》第 30 頁</w:t>
+        </w:r>
+      </w:hyperlink>
+    </w:p>
+    <w:p>
+      <w:pPr>
+        <w:spacing w:after="20"/>
+        <w:ind w:left="420" w:hanging="420"/>
+      </w:pPr>
+      <w:r>
+        <w:rPr>
+          <w:rFonts w:ascii="Microsoft JhengHei" w:cs="Microsoft JhengHei" w:eastAsia="Microsoft JhengHei" w:hAnsi="Microsoft JhengHei"/>
+          <w:color w:val="555555"/>
+          <w:sz w:val="18"/>
+          <w:szCs w:val="18"/>
+        </w:rPr>
+        <w:t xml:space="preserve">4　</w:t>
+      </w:r>
+      <w:hyperlink w:history="1" r:id="rIdkeosz0gmtuvjiwz9sitb6">
         <w:r>
           <w:rPr>
             <w:rStyle w:val="Hyperlink"/>
@@ -4267,35 +4275,9 @@
           <w:sz w:val="18"/>
           <w:szCs w:val="18"/>
         </w:rPr>
-        <w:t xml:space="preserve">4　</w:t>
-      </w:r>
-      <w:hyperlink w:history="1" r:id="rIdzlaibbmnepgs2sks0hte5">
-        <w:r>
-          <w:rPr>
-            <w:rStyle w:val="Hyperlink"/>
-            <w:rFonts w:ascii="Microsoft JhengHei" w:cs="Microsoft JhengHei" w:eastAsia="Microsoft JhengHei" w:hAnsi="Microsoft JhengHei"/>
-            <w:sz w:val="18"/>
-            <w:szCs w:val="18"/>
-          </w:rPr>
-          <w:t xml:space="preserve">《學前機構辦學手冊（2026年5月，第4.3版）》第 30 頁</w:t>
-        </w:r>
-      </w:hyperlink>
-    </w:p>
-    <w:p>
-      <w:pPr>
-        <w:spacing w:after="20"/>
-        <w:ind w:left="420" w:hanging="420"/>
-      </w:pPr>
-      <w:r>
-        <w:rPr>
-          <w:rFonts w:ascii="Microsoft JhengHei" w:cs="Microsoft JhengHei" w:eastAsia="Microsoft JhengHei" w:hAnsi="Microsoft JhengHei"/>
-          <w:color w:val="555555"/>
-          <w:sz w:val="18"/>
-          <w:szCs w:val="18"/>
-        </w:rPr>
-        <w:t xml:space="preserve">6　</w:t>
-      </w:r>
-      <w:hyperlink w:history="1" r:id="rIdhd_te_d-fr_tr3o_h6vwi">
+        <w:t xml:space="preserve">5　</w:t>
+      </w:r>
+      <w:hyperlink w:history="1" r:id="rIdgp6mwxq4it5keoo97gc90">
         <w:r>
           <w:rPr>
             <w:rStyle w:val="Hyperlink"/>
@@ -4321,7 +4303,7 @@
           <w:sz w:val="28"/>
           <w:szCs w:val="28"/>
         </w:rPr>
-        <w:t xml:space="preserve">7. </w:t>
+        <w:t xml:space="preserve">7. 疾病處理與傳染病防控</w:t>
       </w:r>
     </w:p>
     <w:p>
@@ -4543,7 +4525,7 @@
         </w:rPr>
         <w:t xml:space="preserve">1, 3　</w:t>
       </w:r>
-      <w:hyperlink w:history="1" r:id="rIdi7sbs5gioe-d8kxmjn3fe">
+      <w:hyperlink w:history="1" r:id="rIdlasy13b0rjau8luus-s1q">
         <w:r>
           <w:rPr>
             <w:rStyle w:val="Hyperlink"/>
@@ -4569,7 +4551,7 @@
         </w:rPr>
         <w:t xml:space="preserve">2　</w:t>
       </w:r>
-      <w:hyperlink w:history="1" r:id="rIdh9o9jmxb_d7syk7snvkul">
+      <w:hyperlink w:history="1" r:id="rIdongesjvewbicjirz7wpxz">
         <w:r>
           <w:rPr>
             <w:rStyle w:val="Hyperlink"/>
@@ -4595,7 +4577,7 @@
         </w:rPr>
         <w:t xml:space="preserve">4　</w:t>
       </w:r>
-      <w:hyperlink w:history="1" r:id="rIdonglze0at7wzhdeatxvzj">
+      <w:hyperlink w:history="1" r:id="rId4l3w-w2qolsmgzzzrrmvj">
         <w:r>
           <w:rPr>
             <w:rStyle w:val="Hyperlink"/>
@@ -4621,7 +4603,7 @@
         </w:rPr>
         <w:t xml:space="preserve">5　</w:t>
       </w:r>
-      <w:hyperlink w:history="1" r:id="rIdxeudxp-2uyjvxfu9jd1oi">
+      <w:hyperlink w:history="1" r:id="rIdghxniqficn4l6nchcvl8m">
         <w:r>
           <w:rPr>
             <w:rStyle w:val="Hyperlink"/>
@@ -4647,7 +4629,7 @@
           <w:sz w:val="28"/>
           <w:szCs w:val="28"/>
         </w:rPr>
-        <w:t xml:space="preserve">8. </w:t>
+        <w:t xml:space="preserve">8. 膳食與食物安全</w:t>
       </w:r>
     </w:p>
     <w:p>
@@ -4922,7 +4904,7 @@
         </w:rPr>
         <w:t xml:space="preserve">1　</w:t>
       </w:r>
-      <w:hyperlink w:history="1" r:id="rIdbydhd2c7mmenlmpprr0vk">
+      <w:hyperlink w:history="1" r:id="rIdp_stwnitg3rgnhldbze4z">
         <w:r>
           <w:rPr>
             <w:rStyle w:val="Hyperlink"/>
@@ -4948,7 +4930,7 @@
         </w:rPr>
         <w:t xml:space="preserve">2　</w:t>
       </w:r>
-      <w:hyperlink w:history="1" r:id="rIdftmo1obigowyuhle_ryjw">
+      <w:hyperlink w:history="1" r:id="rIdmv5gtyrntkrep8cffomup">
         <w:r>
           <w:rPr>
             <w:rStyle w:val="Hyperlink"/>
@@ -4974,7 +4956,7 @@
         </w:rPr>
         <w:t xml:space="preserve">3　</w:t>
       </w:r>
-      <w:hyperlink w:history="1" r:id="rId72viqvazuvrybn67k7kme">
+      <w:hyperlink w:history="1" r:id="rIdee986stnfvfajukswboap">
         <w:r>
           <w:rPr>
             <w:rStyle w:val="Hyperlink"/>
@@ -5000,7 +4982,7 @@
         </w:rPr>
         <w:t xml:space="preserve">4　</w:t>
       </w:r>
-      <w:hyperlink w:history="1" r:id="rId1isejcg2whpqmc_apzowz">
+      <w:hyperlink w:history="1" r:id="rIdl_wxzfwp_7g_aui2ouqlm">
         <w:r>
           <w:rPr>
             <w:rStyle w:val="Hyperlink"/>
@@ -5026,7 +5008,7 @@
         </w:rPr>
         <w:t xml:space="preserve">5　</w:t>
       </w:r>
-      <w:hyperlink w:history="1" r:id="rId4gc94nye4wb2kvmirzum4">
+      <w:hyperlink w:history="1" r:id="rIdiwtcap_kf5oj_z2ratsdf">
         <w:r>
           <w:rPr>
             <w:rStyle w:val="Hyperlink"/>
@@ -5052,7 +5034,7 @@
         </w:rPr>
         <w:t xml:space="preserve">6　</w:t>
       </w:r>
-      <w:hyperlink w:history="1" r:id="rId6c351vkncp9jbuzd_apom">
+      <w:hyperlink w:history="1" r:id="rIdncgzvhnng0oj4wt0ch46q">
         <w:r>
           <w:rPr>
             <w:rStyle w:val="Hyperlink"/>
@@ -5078,7 +5060,7 @@
         </w:rPr>
         <w:t xml:space="preserve">7　</w:t>
       </w:r>
-      <w:hyperlink w:history="1" r:id="rIdfqs-_odh5qh1yelnhq-ut">
+      <w:hyperlink w:history="1" r:id="rId2ddx6yk8i8ytkzalqvm29">
         <w:r>
           <w:rPr>
             <w:rStyle w:val="Hyperlink"/>
@@ -5104,7 +5086,7 @@
         </w:rPr>
         <w:t xml:space="preserve">8　</w:t>
       </w:r>
-      <w:hyperlink w:history="1" r:id="rIdozawaens8bwyrerdi3lg8">
+      <w:hyperlink w:history="1" r:id="rIdfk_eakeu162vf_subky5c">
         <w:r>
           <w:rPr>
             <w:rStyle w:val="Hyperlink"/>
@@ -5130,7 +5112,7 @@
         </w:rPr>
         <w:t xml:space="preserve">9　</w:t>
       </w:r>
-      <w:hyperlink w:history="1" r:id="rIdqvthvpp7zbps9a8eetzua">
+      <w:hyperlink w:history="1" r:id="rIdwngtljhwrlk8et-tah6p3">
         <w:r>
           <w:rPr>
             <w:rStyle w:val="Hyperlink"/>
@@ -5156,7 +5138,7 @@
           <w:sz w:val="28"/>
           <w:szCs w:val="28"/>
         </w:rPr>
-        <w:t xml:space="preserve">9. </w:t>
+        <w:t xml:space="preserve">9. 意外、緊急事故與保險</w:t>
       </w:r>
     </w:p>
     <w:p>
@@ -5180,7 +5162,7 @@
           <w:sz w:val="22"/>
           <w:szCs w:val="22"/>
         </w:rPr>
-        <w:t xml:space="preserve">本校如遇特別事故，必須盡快通知社會福利署幼兒中心督導組，並必須在特別事故發生後的三個曆日（包括公眾假期）內向社會福利署幼兒中心督導組、津貼組及相關服務科（如適用）提交「幼兒中心特別事故報告」。處理完該宗緊急事故後，本校應適當地記錄事件的詳情和所採取的行動。</w:t>
+        <w:t xml:space="preserve">本校如設有留宿幼兒中心或獨立幼兒中心，遇特別事故時，必須盡快通知社會福利署幼兒中心督導組，並必須在特別事故發生後的三個曆日（包括公眾假期）內向社會福利署幼兒中心督導組、津貼組及相關服務科（如適用）提交「幼兒中心特別事故報告」。處理完該宗緊急事故後，本校應適當地記錄事件的詳情和所採取的行動。</w:t>
       </w:r>
       <w:r>
         <w:rPr>
@@ -5336,24 +5318,7 @@
           <w:sz w:val="22"/>
           <w:szCs w:val="22"/>
         </w:rPr>
-        <w:t xml:space="preserve">本校最少須有兩名教員曾接受急救訓練。本校</w:t>
-      </w:r>
-      <w:r>
-        <w:rPr>
-          <w:rFonts w:ascii="Microsoft JhengHei" w:cs="Microsoft JhengHei" w:eastAsia="Microsoft JhengHei" w:hAnsi="Microsoft JhengHei"/>
-          <w:sz w:val="22"/>
-          <w:szCs w:val="22"/>
-          <w:shd w:fill="FFF2B8" w:val="clear"/>
-        </w:rPr>
-        <w:t xml:space="preserve">指派專人</w:t>
-      </w:r>
-      <w:r>
-        <w:rPr>
-          <w:rFonts w:ascii="Microsoft JhengHei" w:cs="Microsoft JhengHei" w:eastAsia="Microsoft JhengHei" w:hAnsi="Microsoft JhengHei"/>
-          <w:sz w:val="22"/>
-          <w:szCs w:val="22"/>
-        </w:rPr>
-        <w:t xml:space="preserve">負責管理急救箱，負責管理急救箱的人士須確保急救箱內備有急救用品一覽表、所有藥物均貼上適當的標籤，並定期檢查急救用品的數量及有效日期，適時更換。</w:t>
+        <w:t xml:space="preserve">本校最少須有兩名教員曾接受急救訓練。負責管理急救箱的人士須確保急救箱內備有急救用品一覽表、所有藥物均貼上適當的標籤，並定期檢查急救用品的數量及有效日期，適時更換。</w:t>
       </w:r>
       <w:r>
         <w:rPr>
@@ -5466,7 +5431,7 @@
         </w:rPr>
         <w:t xml:space="preserve">1　</w:t>
       </w:r>
-      <w:hyperlink w:history="1" r:id="rIdsx6unpbkr3p9zpsplrl5c">
+      <w:hyperlink w:history="1" r:id="rIddntudabtok-czrlx7hhm0">
         <w:r>
           <w:rPr>
             <w:rStyle w:val="Hyperlink"/>
@@ -5492,7 +5457,7 @@
         </w:rPr>
         <w:t xml:space="preserve">2　</w:t>
       </w:r>
-      <w:hyperlink w:history="1" r:id="rIdchdyhtlvujbrbxlkryvqx">
+      <w:hyperlink w:history="1" r:id="rId3_rerl_vvve6gda2aabgk">
         <w:r>
           <w:rPr>
             <w:rStyle w:val="Hyperlink"/>
@@ -5518,7 +5483,7 @@
         </w:rPr>
         <w:t xml:space="preserve">3　</w:t>
       </w:r>
-      <w:hyperlink w:history="1" r:id="rId0qapns2_rsnco_wnmbqwv">
+      <w:hyperlink w:history="1" r:id="rIdb9vjlmn0vsh4pqkdu6rie">
         <w:r>
           <w:rPr>
             <w:rStyle w:val="Hyperlink"/>
@@ -5544,7 +5509,7 @@
         </w:rPr>
         <w:t xml:space="preserve">4　</w:t>
       </w:r>
-      <w:hyperlink w:history="1" r:id="rIdxur7fec6ubfq5nrwg390t">
+      <w:hyperlink w:history="1" r:id="rIdnz7tjxljlvdaoidip1ncp">
         <w:r>
           <w:rPr>
             <w:rStyle w:val="Hyperlink"/>
@@ -5570,7 +5535,7 @@
         </w:rPr>
         <w:t xml:space="preserve">5　</w:t>
       </w:r>
-      <w:hyperlink w:history="1" r:id="rIdw6pthw-kstgfesxxfiivh">
+      <w:hyperlink w:history="1" r:id="rIdu5bm5ovjgwnh9blj0ykiw">
         <w:r>
           <w:rPr>
             <w:rStyle w:val="Hyperlink"/>
@@ -5596,7 +5561,7 @@
         </w:rPr>
         <w:t xml:space="preserve">6　</w:t>
       </w:r>
-      <w:hyperlink w:history="1" r:id="rIdtrizfsqwltvfj0q5rh_uz">
+      <w:hyperlink w:history="1" r:id="rIdfxfq1sxdngcijmauulwrx">
         <w:r>
           <w:rPr>
             <w:rStyle w:val="Hyperlink"/>
@@ -5622,7 +5587,7 @@
         </w:rPr>
         <w:t xml:space="preserve">7　</w:t>
       </w:r>
-      <w:hyperlink w:history="1" r:id="rIdjfnr-cdrt-eacw7r-ah3i">
+      <w:hyperlink w:history="1" r:id="rId6asqyvgl34qk7en5zxs2o">
         <w:r>
           <w:rPr>
             <w:rStyle w:val="Hyperlink"/>
@@ -5648,7 +5613,7 @@
         </w:rPr>
         <w:t xml:space="preserve">8　</w:t>
       </w:r>
-      <w:hyperlink w:history="1" r:id="rId2m00r3ojm0rlxhkjseg_5">
+      <w:hyperlink w:history="1" r:id="rIdq86l9fbf8iyppo44kacw3">
         <w:r>
           <w:rPr>
             <w:rStyle w:val="Hyperlink"/>
@@ -5674,7 +5639,7 @@
         </w:rPr>
         <w:t xml:space="preserve">9　</w:t>
       </w:r>
-      <w:hyperlink w:history="1" r:id="rIdq7lnf8tssfj9vxtpq8b95">
+      <w:hyperlink w:history="1" r:id="rIdvjixuxgts_e1skecs6htf">
         <w:r>
           <w:rPr>
             <w:rStyle w:val="Hyperlink"/>
@@ -5700,7 +5665,7 @@
         </w:rPr>
         <w:t xml:space="preserve">10　</w:t>
       </w:r>
-      <w:hyperlink w:history="1" r:id="rIdczksnolh585ka3y-aam-v">
+      <w:hyperlink w:history="1" r:id="rIdvefpntac6wagyxknkysy1">
         <w:r>
           <w:rPr>
             <w:rStyle w:val="Hyperlink"/>
@@ -5726,7 +5691,7 @@
           <w:sz w:val="28"/>
           <w:szCs w:val="28"/>
         </w:rPr>
-        <w:t xml:space="preserve">10. </w:t>
+        <w:t xml:space="preserve">10. 兒童看管與保安</w:t>
       </w:r>
     </w:p>
     <w:p>
@@ -6313,7 +6278,7 @@
         </w:rPr>
         <w:t xml:space="preserve">1　</w:t>
       </w:r>
-      <w:hyperlink w:history="1" r:id="rIdinajhsw2e64zcqsff5q7m">
+      <w:hyperlink w:history="1" r:id="rIdlsmubexohf2lhyvg1llzq">
         <w:r>
           <w:rPr>
             <w:rStyle w:val="Hyperlink"/>
@@ -6339,7 +6304,7 @@
         </w:rPr>
         <w:t xml:space="preserve">2, 6　</w:t>
       </w:r>
-      <w:hyperlink w:history="1" r:id="rIdnl8zboxhw-k8xfm-p_gmt">
+      <w:hyperlink w:history="1" r:id="rIdqxluyxnjht78o3sr-yhmh">
         <w:r>
           <w:rPr>
             <w:rStyle w:val="Hyperlink"/>
@@ -6365,7 +6330,7 @@
         </w:rPr>
         <w:t xml:space="preserve">3　</w:t>
       </w:r>
-      <w:hyperlink w:history="1" r:id="rIdugvufnv1fkzkv28grmyhr">
+      <w:hyperlink w:history="1" r:id="rIdbhu29fxwljvqry4we7slq">
         <w:r>
           <w:rPr>
             <w:rStyle w:val="Hyperlink"/>
@@ -6391,7 +6356,7 @@
         </w:rPr>
         <w:t xml:space="preserve">4, 7　</w:t>
       </w:r>
-      <w:hyperlink w:history="1" r:id="rIdjdtzv5lhydlzgrcxijxyl">
+      <w:hyperlink w:history="1" r:id="rIdzyexdtnflkzlqmss9-b5h">
         <w:r>
           <w:rPr>
             <w:rStyle w:val="Hyperlink"/>
@@ -6417,7 +6382,7 @@
         </w:rPr>
         <w:t xml:space="preserve">5　</w:t>
       </w:r>
-      <w:hyperlink w:history="1" r:id="rIdatsgxbgzdruxypcyvzevt">
+      <w:hyperlink w:history="1" r:id="rIdhaqrasgc8juytbtcg3iqv">
         <w:r>
           <w:rPr>
             <w:rStyle w:val="Hyperlink"/>
@@ -6443,7 +6408,7 @@
         </w:rPr>
         <w:t xml:space="preserve">8, 14　</w:t>
       </w:r>
-      <w:hyperlink w:history="1" r:id="rIddzfxrk6w76zodmff7rjk1">
+      <w:hyperlink w:history="1" r:id="rIdmn8xnqg-segacdghx3qz3">
         <w:r>
           <w:rPr>
             <w:rStyle w:val="Hyperlink"/>
@@ -6469,7 +6434,7 @@
         </w:rPr>
         <w:t xml:space="preserve">9　</w:t>
       </w:r>
-      <w:hyperlink w:history="1" r:id="rIdwgkhu5hk5andmcf5fqqhs">
+      <w:hyperlink w:history="1" r:id="rIdvsvhswi3stpe-26hqvbj9">
         <w:r>
           <w:rPr>
             <w:rStyle w:val="Hyperlink"/>
@@ -6495,7 +6460,7 @@
         </w:rPr>
         <w:t xml:space="preserve">10, 18　</w:t>
       </w:r>
-      <w:hyperlink w:history="1" r:id="rIdtzskllmfeduit17h7im5t">
+      <w:hyperlink w:history="1" r:id="rIdtst3zf2d-raxjlxiqqdfh">
         <w:r>
           <w:rPr>
             <w:rStyle w:val="Hyperlink"/>
@@ -6521,7 +6486,7 @@
         </w:rPr>
         <w:t xml:space="preserve">11　</w:t>
       </w:r>
-      <w:hyperlink w:history="1" r:id="rIdxugz0w1nt9vx5uldbze4i">
+      <w:hyperlink w:history="1" r:id="rIdidfmcqovuqfpymungda4x">
         <w:r>
           <w:rPr>
             <w:rStyle w:val="Hyperlink"/>
@@ -6547,7 +6512,7 @@
         </w:rPr>
         <w:t xml:space="preserve">12　</w:t>
       </w:r>
-      <w:hyperlink w:history="1" r:id="rIdn6gdoixvy7mx1z0gkiivl">
+      <w:hyperlink w:history="1" r:id="rIdlc8fsqj9tyl9okn_dhctz">
         <w:r>
           <w:rPr>
             <w:rStyle w:val="Hyperlink"/>
@@ -6573,7 +6538,7 @@
         </w:rPr>
         <w:t xml:space="preserve">13　</w:t>
       </w:r>
-      <w:hyperlink w:history="1" r:id="rIdetyx6dtakycg7uru9njoz">
+      <w:hyperlink w:history="1" r:id="rIdc0blbjasmgpzfr560bvns">
         <w:r>
           <w:rPr>
             <w:rStyle w:val="Hyperlink"/>
@@ -6599,7 +6564,7 @@
         </w:rPr>
         <w:t xml:space="preserve">15　</w:t>
       </w:r>
-      <w:hyperlink w:history="1" r:id="rIdbccurec6rhuhqoikajmnv">
+      <w:hyperlink w:history="1" r:id="rIdgbenaiidumkrvlzstqvoa">
         <w:r>
           <w:rPr>
             <w:rStyle w:val="Hyperlink"/>
@@ -6625,7 +6590,7 @@
         </w:rPr>
         <w:t xml:space="preserve">16　</w:t>
       </w:r>
-      <w:hyperlink w:history="1" r:id="rIdr8oxr6qfwmkyqyyra5kb6">
+      <w:hyperlink w:history="1" r:id="rIds_ldlknjub4skkr5zikdt">
         <w:r>
           <w:rPr>
             <w:rStyle w:val="Hyperlink"/>
@@ -6651,7 +6616,7 @@
         </w:rPr>
         <w:t xml:space="preserve">17　</w:t>
       </w:r>
-      <w:hyperlink w:history="1" r:id="rId0yvd_wlabgty7pmqu_kho">
+      <w:hyperlink w:history="1" r:id="rId2v7w2dd2pzbw6p3dol9ll">
         <w:r>
           <w:rPr>
             <w:rStyle w:val="Hyperlink"/>
@@ -6677,7 +6642,7 @@
         </w:rPr>
         <w:t xml:space="preserve">19　</w:t>
       </w:r>
-      <w:hyperlink w:history="1" r:id="rIddzgml9-gefzbbm4s-pawl">
+      <w:hyperlink w:history="1" r:id="rIdho4a9fotkmrdlbho1tsvo">
         <w:r>
           <w:rPr>
             <w:rStyle w:val="Hyperlink"/>
@@ -6703,7 +6668,7 @@
           <w:sz w:val="28"/>
           <w:szCs w:val="28"/>
         </w:rPr>
-        <w:t xml:space="preserve">11. </w:t>
+        <w:t xml:space="preserve">11. 戶外活動與惡劣天氣安排</w:t>
       </w:r>
     </w:p>
     <w:p>
@@ -6873,7 +6838,7 @@
         </w:rPr>
         <w:t xml:space="preserve">1　</w:t>
       </w:r>
-      <w:hyperlink w:history="1" r:id="rId_haspiaq3pla_xy6rnoh1">
+      <w:hyperlink w:history="1" r:id="rId8tsarmofgt3omvgpiiuzc">
         <w:r>
           <w:rPr>
             <w:rStyle w:val="Hyperlink"/>
@@ -6899,7 +6864,7 @@
         </w:rPr>
         <w:t xml:space="preserve">2　</w:t>
       </w:r>
-      <w:hyperlink w:history="1" r:id="rIdujh_nn0h3r70q8dh_yx67">
+      <w:hyperlink w:history="1" r:id="rIdk5qxtfctbdeydl5ykvi5y">
         <w:r>
           <w:rPr>
             <w:rStyle w:val="Hyperlink"/>
@@ -6925,7 +6890,7 @@
         </w:rPr>
         <w:t xml:space="preserve">3　</w:t>
       </w:r>
-      <w:hyperlink w:history="1" r:id="rIdxj4saes15eaquh-8-ljbe">
+      <w:hyperlink w:history="1" r:id="rIdttmjrzszocft2iybotwco">
         <w:r>
           <w:rPr>
             <w:rStyle w:val="Hyperlink"/>
@@ -6951,7 +6916,7 @@
         </w:rPr>
         <w:t xml:space="preserve">4　</w:t>
       </w:r>
-      <w:hyperlink w:history="1" r:id="rIdc0teafoujjarhkal5rrw_">
+      <w:hyperlink w:history="1" r:id="rId2shpmpjrru02pci_j89ki">
         <w:r>
           <w:rPr>
             <w:rStyle w:val="Hyperlink"/>
@@ -6977,7 +6942,7 @@
           <w:sz w:val="28"/>
           <w:szCs w:val="28"/>
         </w:rPr>
-        <w:t xml:space="preserve">12. </w:t>
+        <w:t xml:space="preserve">12. 教職員聘任、資歷與師生比例</w:t>
       </w:r>
     </w:p>
     <w:p>
@@ -8361,7 +8326,7 @@
         </w:rPr>
         <w:t xml:space="preserve">1, 7　</w:t>
       </w:r>
-      <w:hyperlink w:history="1" r:id="rIdyjyutsnwxpkmluhbaib7u">
+      <w:hyperlink w:history="1" r:id="rIdugv1grhq60atsop-s5o1u">
         <w:r>
           <w:rPr>
             <w:rStyle w:val="Hyperlink"/>
@@ -8387,7 +8352,7 @@
         </w:rPr>
         <w:t xml:space="preserve">2, 8　</w:t>
       </w:r>
-      <w:hyperlink w:history="1" r:id="rIdihpearf3uvng3hres1pum">
+      <w:hyperlink w:history="1" r:id="rId9vwti32uuav5mmz9q5lpa">
         <w:r>
           <w:rPr>
             <w:rStyle w:val="Hyperlink"/>
@@ -8413,7 +8378,7 @@
         </w:rPr>
         <w:t xml:space="preserve">3　</w:t>
       </w:r>
-      <w:hyperlink w:history="1" r:id="rIdgdazb-eqyvv2x8jm5j6qb">
+      <w:hyperlink w:history="1" r:id="rIdepsrdwtdt4bhi2xixhe_y">
         <w:r>
           <w:rPr>
             <w:rStyle w:val="Hyperlink"/>
@@ -8439,7 +8404,7 @@
         </w:rPr>
         <w:t xml:space="preserve">4　</w:t>
       </w:r>
-      <w:hyperlink w:history="1" r:id="rIdzvjjcz2u3grn7zcnnptyo">
+      <w:hyperlink w:history="1" r:id="rIdfkdc6-wpomg_vw3xg7otn">
         <w:r>
           <w:rPr>
             <w:rStyle w:val="Hyperlink"/>
@@ -8465,7 +8430,7 @@
         </w:rPr>
         <w:t xml:space="preserve">5, 9　</w:t>
       </w:r>
-      <w:hyperlink w:history="1" r:id="rIduvlnnhf653hdolrmns89m">
+      <w:hyperlink w:history="1" r:id="rId92j76poen5hiktxlw0lxq">
         <w:r>
           <w:rPr>
             <w:rStyle w:val="Hyperlink"/>
@@ -8491,7 +8456,7 @@
         </w:rPr>
         <w:t xml:space="preserve">6　</w:t>
       </w:r>
-      <w:hyperlink w:history="1" r:id="rIdpu-dnnw16kgjy6k-mtt9h">
+      <w:hyperlink w:history="1" r:id="rIdtka9n_gbxe4tz1f5vp-3v">
         <w:r>
           <w:rPr>
             <w:rStyle w:val="Hyperlink"/>
@@ -8517,7 +8482,7 @@
         </w:rPr>
         <w:t xml:space="preserve">10, 12, 15, 16, 35　</w:t>
       </w:r>
-      <w:hyperlink w:history="1" r:id="rIdkp4qsuqemqyxmy0wcf9yz">
+      <w:hyperlink w:history="1" r:id="rId9btwkg1y1yio63nguksm6">
         <w:r>
           <w:rPr>
             <w:rStyle w:val="Hyperlink"/>
@@ -8543,7 +8508,7 @@
         </w:rPr>
         <w:t xml:space="preserve">11, 14, 23, 34　</w:t>
       </w:r>
-      <w:hyperlink w:history="1" r:id="rIdsynei8bprzwh9lszfvyli">
+      <w:hyperlink w:history="1" r:id="rIdpg23k9g0r4uxvsrfvrn_f">
         <w:r>
           <w:rPr>
             <w:rStyle w:val="Hyperlink"/>
@@ -8569,7 +8534,7 @@
         </w:rPr>
         <w:t xml:space="preserve">13, 17　</w:t>
       </w:r>
-      <w:hyperlink w:history="1" r:id="rIdv_euhodvnh6cmqrgcj5rb">
+      <w:hyperlink w:history="1" r:id="rIdfvw7n5793xvx6kvtrven7">
         <w:r>
           <w:rPr>
             <w:rStyle w:val="Hyperlink"/>
@@ -8595,7 +8560,7 @@
         </w:rPr>
         <w:t xml:space="preserve">18, 24　</w:t>
       </w:r>
-      <w:hyperlink w:history="1" r:id="rIdwh0muusy4wxdvw-aoti0k">
+      <w:hyperlink w:history="1" r:id="rIdzwrl5ymx6aolkoclcxjyj">
         <w:r>
           <w:rPr>
             <w:rStyle w:val="Hyperlink"/>
@@ -8621,7 +8586,7 @@
         </w:rPr>
         <w:t xml:space="preserve">19, 22　</w:t>
       </w:r>
-      <w:hyperlink w:history="1" r:id="rId68myzz7kg7hq-qg6lj3xq">
+      <w:hyperlink w:history="1" r:id="rIdot0ei4hjsknpjn_ihswdx">
         <w:r>
           <w:rPr>
             <w:rStyle w:val="Hyperlink"/>
@@ -8647,7 +8612,7 @@
         </w:rPr>
         <w:t xml:space="preserve">20, 32　</w:t>
       </w:r>
-      <w:hyperlink w:history="1" r:id="rIdlyk_kyo37aq-i-dnql4sf">
+      <w:hyperlink w:history="1" r:id="rIdoiztmqw0z7lro257hb1qy">
         <w:r>
           <w:rPr>
             <w:rStyle w:val="Hyperlink"/>
@@ -8673,7 +8638,7 @@
         </w:rPr>
         <w:t xml:space="preserve">21　</w:t>
       </w:r>
-      <w:hyperlink w:history="1" r:id="rId8xwrpwhcljdjrdokj4fko">
+      <w:hyperlink w:history="1" r:id="rIdkpoh7weeznbsgvjjy5_gs">
         <w:r>
           <w:rPr>
             <w:rStyle w:val="Hyperlink"/>
@@ -8699,7 +8664,7 @@
         </w:rPr>
         <w:t xml:space="preserve">25　</w:t>
       </w:r>
-      <w:hyperlink w:history="1" r:id="rIdv2ycpe0xhe4nfq79owi3u">
+      <w:hyperlink w:history="1" r:id="rIdnknc25h5red1gkbpvzd7l">
         <w:r>
           <w:rPr>
             <w:rStyle w:val="Hyperlink"/>
@@ -8725,7 +8690,7 @@
         </w:rPr>
         <w:t xml:space="preserve">26　</w:t>
       </w:r>
-      <w:hyperlink w:history="1" r:id="rIdtlhwmsqibxessnla6-oe9">
+      <w:hyperlink w:history="1" r:id="rIdjhi4uuc80sr_ztb_3lycz">
         <w:r>
           <w:rPr>
             <w:rStyle w:val="Hyperlink"/>
@@ -8751,7 +8716,7 @@
         </w:rPr>
         <w:t xml:space="preserve">27　</w:t>
       </w:r>
-      <w:hyperlink w:history="1" r:id="rIdxct3df24-8of6g0yj6tn1">
+      <w:hyperlink w:history="1" r:id="rIdwqdwcx7osx4rtkor2r_ol">
         <w:r>
           <w:rPr>
             <w:rStyle w:val="Hyperlink"/>
@@ -8777,7 +8742,7 @@
         </w:rPr>
         <w:t xml:space="preserve">28　</w:t>
       </w:r>
-      <w:hyperlink w:history="1" r:id="rIdhvlbyxa73h17seox0iy-i">
+      <w:hyperlink w:history="1" r:id="rIdfsthae51qpeb2uhmikppz">
         <w:r>
           <w:rPr>
             <w:rStyle w:val="Hyperlink"/>
@@ -8803,7 +8768,7 @@
         </w:rPr>
         <w:t xml:space="preserve">29, 31　</w:t>
       </w:r>
-      <w:hyperlink w:history="1" r:id="rIdr6iqkfvjtowvbd0wxfwxl">
+      <w:hyperlink w:history="1" r:id="rIdyettewn8irx0c2siimnql">
         <w:r>
           <w:rPr>
             <w:rStyle w:val="Hyperlink"/>
@@ -8829,7 +8794,7 @@
         </w:rPr>
         <w:t xml:space="preserve">30　</w:t>
       </w:r>
-      <w:hyperlink w:history="1" r:id="rIdkifxqxlxzrkp4hlfzjec4">
+      <w:hyperlink w:history="1" r:id="rIdluguhtvn07ihfvj8tr7jn">
         <w:r>
           <w:rPr>
             <w:rStyle w:val="Hyperlink"/>
@@ -8855,7 +8820,7 @@
         </w:rPr>
         <w:t xml:space="preserve">33　</w:t>
       </w:r>
-      <w:hyperlink w:history="1" r:id="rIdokhn-ni1fprzektqzpfkk">
+      <w:hyperlink w:history="1" r:id="rIdqdxerchknjhyraunbwszu">
         <w:r>
           <w:rPr>
             <w:rStyle w:val="Hyperlink"/>
@@ -8881,7 +8846,7 @@
         </w:rPr>
         <w:t xml:space="preserve">36　</w:t>
       </w:r>
-      <w:hyperlink w:history="1" r:id="rIdqr3g1yvxwig2ba_6wzdjc">
+      <w:hyperlink w:history="1" r:id="rId56sebpvmh-2ejnnu1jhyo">
         <w:r>
           <w:rPr>
             <w:rStyle w:val="Hyperlink"/>
@@ -8907,7 +8872,7 @@
         </w:rPr>
         <w:t xml:space="preserve">37　</w:t>
       </w:r>
-      <w:hyperlink w:history="1" r:id="rIdgvmkdaw89hgxl0dodnd8u">
+      <w:hyperlink w:history="1" r:id="rIdf_gm7l419ortkx3epui-c">
         <w:r>
           <w:rPr>
             <w:rStyle w:val="Hyperlink"/>
@@ -8933,7 +8898,7 @@
         </w:rPr>
         <w:t xml:space="preserve">38　</w:t>
       </w:r>
-      <w:hyperlink w:history="1" r:id="rId6v1z1lultn9qu6ygjb14e">
+      <w:hyperlink w:history="1" r:id="rIdqgdfbmaedvcdjirkosy0r">
         <w:r>
           <w:rPr>
             <w:rStyle w:val="Hyperlink"/>
@@ -8959,7 +8924,7 @@
           <w:sz w:val="28"/>
           <w:szCs w:val="28"/>
         </w:rPr>
-        <w:t xml:space="preserve">13. </w:t>
+        <w:t xml:space="preserve">13. 教職員健康、操守與專業發展</w:t>
       </w:r>
     </w:p>
     <w:p>
@@ -8983,7 +8948,7 @@
           <w:sz w:val="22"/>
           <w:szCs w:val="22"/>
         </w:rPr>
-        <w:t xml:space="preserve">本校管理當局（已成立校董會者為校董會，未設者為校董會）就學校、校董（包括校監）和教職員接受利益和捐贈事宜，制定政策及發出清晰指引，確保採購、收生、招聘及擢升等行政事務廉潔治校。所制定的政策須包括學校、校董及教職員接受利益和捐贈的準則、批核程序、審批權、問責機制及監管程序。本校接受任何利益和捐贈，必須獲本校管理當局批准（經教育局核准的註冊費不屬利益）。本校亦遵守教育局有關《學校及其教職員收受利益和捐贈事宜》通告的規定。</w:t>
+        <w:t xml:space="preserve">本校管理當局（已成立校董會者為校董會，未設者為校董會）就學校、校董（包括校監）和教職員接受利益和捐贈事宜，制定政策及發出清晰指引，確保採購、收生、招聘及擢升等行政事務廉潔治校。所制定的政策須包括學校、校董及教職員接受利益和捐贈的準則、批核程序、審批權、問責機制及監管程序。本校接受任何利益和捐贈，必須獲本校管理當局批准。本校亦遵守教育局有關《學校及其教職員收受利益和捐贈事宜》通告的規定，並參考廉政公署《校董及職員行為守則範本》。</w:t>
       </w:r>
       <w:r>
         <w:rPr>
@@ -9495,7 +9460,7 @@
                 <w:sz w:val="20"/>
                 <w:szCs w:val="20"/>
               </w:rPr>
-              <w:t xml:space="preserve">管理人員須要求員工即時向中心管理人員報告</w:t>
+              <w:t xml:space="preserve">管理人員須要求員工即時向中心管理人員報告，並在調查或訴訟完結後，即時向中心管理人員報告結果</w:t>
             </w:r>
           </w:p>
         </w:tc>
@@ -9914,7 +9879,7 @@
         </w:rPr>
         <w:t xml:space="preserve">1　</w:t>
       </w:r>
-      <w:hyperlink w:history="1" r:id="rIdunnnkdr-ljqvfnf2pa3pn">
+      <w:hyperlink w:history="1" r:id="rIdcp1qtt7mjduyz1i8vjzzu">
         <w:r>
           <w:rPr>
             <w:rStyle w:val="Hyperlink"/>
@@ -9940,7 +9905,7 @@
         </w:rPr>
         <w:t xml:space="preserve">2　</w:t>
       </w:r>
-      <w:hyperlink w:history="1" r:id="rIdkvzf753-eii3iu5mtnp9p">
+      <w:hyperlink w:history="1" r:id="rId60ru-auzu7wlrxvvcnhg2">
         <w:r>
           <w:rPr>
             <w:rStyle w:val="Hyperlink"/>
@@ -9966,7 +9931,7 @@
         </w:rPr>
         <w:t xml:space="preserve">3　</w:t>
       </w:r>
-      <w:hyperlink w:history="1" r:id="rIdfjqo--zpjvqnlxcnzvmcz">
+      <w:hyperlink w:history="1" r:id="rIdbiffskbeucfz8v68dxezk">
         <w:r>
           <w:rPr>
             <w:rStyle w:val="Hyperlink"/>
@@ -9992,7 +9957,7 @@
         </w:rPr>
         <w:t xml:space="preserve">4　</w:t>
       </w:r>
-      <w:hyperlink w:history="1" r:id="rIddrklbbr_sohua05geccwp">
+      <w:hyperlink w:history="1" r:id="rIda-tshwodprjrp3xiktais">
         <w:r>
           <w:rPr>
             <w:rStyle w:val="Hyperlink"/>
@@ -10018,7 +9983,7 @@
         </w:rPr>
         <w:t xml:space="preserve">5　</w:t>
       </w:r>
-      <w:hyperlink w:history="1" r:id="rIdrenliq6hf-t1hchu4iqr0">
+      <w:hyperlink w:history="1" r:id="rIdwyxfq0gvb-9ee076c3zej">
         <w:r>
           <w:rPr>
             <w:rStyle w:val="Hyperlink"/>
@@ -10044,7 +10009,7 @@
         </w:rPr>
         <w:t xml:space="preserve">6, 10　</w:t>
       </w:r>
-      <w:hyperlink w:history="1" r:id="rIdaa_mcw8gzsv2r35oi6owy">
+      <w:hyperlink w:history="1" r:id="rIdwyt78wqvyiogawyeqbc1n">
         <w:r>
           <w:rPr>
             <w:rStyle w:val="Hyperlink"/>
@@ -10070,7 +10035,7 @@
         </w:rPr>
         <w:t xml:space="preserve">7　</w:t>
       </w:r>
-      <w:hyperlink w:history="1" r:id="rIdladh2yrcu2zsi4i6xes0y">
+      <w:hyperlink w:history="1" r:id="rId7dhqsk9xuqmbzaoeoeggr">
         <w:r>
           <w:rPr>
             <w:rStyle w:val="Hyperlink"/>
@@ -10096,7 +10061,7 @@
         </w:rPr>
         <w:t xml:space="preserve">8, 11　</w:t>
       </w:r>
-      <w:hyperlink w:history="1" r:id="rIdnucjaonblfzqtpv1orvyq">
+      <w:hyperlink w:history="1" r:id="rIdumildng0qn03eyhp64plb">
         <w:r>
           <w:rPr>
             <w:rStyle w:val="Hyperlink"/>
@@ -10122,7 +10087,7 @@
         </w:rPr>
         <w:t xml:space="preserve">9　</w:t>
       </w:r>
-      <w:hyperlink w:history="1" r:id="rIdifnyrwvntlaxekpeijoc6">
+      <w:hyperlink w:history="1" r:id="rId4jh5hpt3vdd8p4tnjitvl">
         <w:r>
           <w:rPr>
             <w:rStyle w:val="Hyperlink"/>
@@ -10148,7 +10113,7 @@
         </w:rPr>
         <w:t xml:space="preserve">12　</w:t>
       </w:r>
-      <w:hyperlink w:history="1" r:id="rId5lk-lnvda6eelu8aa09nz">
+      <w:hyperlink w:history="1" r:id="rId-5seyjatfmokfjrl3423w">
         <w:r>
           <w:rPr>
             <w:rStyle w:val="Hyperlink"/>
@@ -10174,7 +10139,7 @@
         </w:rPr>
         <w:t xml:space="preserve">13　</w:t>
       </w:r>
-      <w:hyperlink w:history="1" r:id="rIdxkx2rpxyv6vjiaenmespr">
+      <w:hyperlink w:history="1" r:id="rIddpl_vkhsldytklfffxlyg">
         <w:r>
           <w:rPr>
             <w:rStyle w:val="Hyperlink"/>
@@ -10200,7 +10165,7 @@
         </w:rPr>
         <w:t xml:space="preserve">14　</w:t>
       </w:r>
-      <w:hyperlink w:history="1" r:id="rIdvn1utw_-eruc4z81p56os">
+      <w:hyperlink w:history="1" r:id="rId5pmpext2xqjzoi5xhzpmv">
         <w:r>
           <w:rPr>
             <w:rStyle w:val="Hyperlink"/>
@@ -10226,7 +10191,7 @@
         </w:rPr>
         <w:t xml:space="preserve">15, 17　</w:t>
       </w:r>
-      <w:hyperlink w:history="1" r:id="rIdhheybkgpppyvqvjxa7a4n">
+      <w:hyperlink w:history="1" r:id="rIdmednnrjrc8gt7-ipcwta0">
         <w:r>
           <w:rPr>
             <w:rStyle w:val="Hyperlink"/>
@@ -10252,7 +10217,7 @@
         </w:rPr>
         <w:t xml:space="preserve">16　</w:t>
       </w:r>
-      <w:hyperlink w:history="1" r:id="rIdnfug0zjhzje85xjmm0a_p">
+      <w:hyperlink w:history="1" r:id="rId6ytzfozbb0jnmbbqilqm6">
         <w:r>
           <w:rPr>
             <w:rStyle w:val="Hyperlink"/>
@@ -10278,7 +10243,7 @@
         </w:rPr>
         <w:t xml:space="preserve">18　</w:t>
       </w:r>
-      <w:hyperlink w:history="1" r:id="rId8qiywsahdqwgwy5dqaig-">
+      <w:hyperlink w:history="1" r:id="rIdtcbl4ydfkyyzbhegjm9ci">
         <w:r>
           <w:rPr>
             <w:rStyle w:val="Hyperlink"/>
@@ -10304,7 +10269,7 @@
         </w:rPr>
         <w:t xml:space="preserve">19　</w:t>
       </w:r>
-      <w:hyperlink w:history="1" r:id="rIdjwtfbr146hwwa2y8gmw9j">
+      <w:hyperlink w:history="1" r:id="rIdprbf21sltgll24g0opwon">
         <w:r>
           <w:rPr>
             <w:rStyle w:val="Hyperlink"/>
@@ -10330,7 +10295,7 @@
         </w:rPr>
         <w:t xml:space="preserve">20　</w:t>
       </w:r>
-      <w:hyperlink w:history="1" r:id="rIdtpi0_etn-82kkbv3syufk">
+      <w:hyperlink w:history="1" r:id="rIdcy1abo6qlvqzg7z33itwm">
         <w:r>
           <w:rPr>
             <w:rStyle w:val="Hyperlink"/>
@@ -10356,7 +10321,7 @@
         </w:rPr>
         <w:t xml:space="preserve">21　</w:t>
       </w:r>
-      <w:hyperlink w:history="1" r:id="rIdlyamagxa6ri-pkdzcjs7v">
+      <w:hyperlink w:history="1" r:id="rId0p_5ostjuqlqxkugrjmqq">
         <w:r>
           <w:rPr>
             <w:rStyle w:val="Hyperlink"/>
@@ -10382,7 +10347,7 @@
         </w:rPr>
         <w:t xml:space="preserve">22　</w:t>
       </w:r>
-      <w:hyperlink w:history="1" r:id="rIdjagm35rwu2afdgtuptzvj">
+      <w:hyperlink w:history="1" r:id="rIdcfhx7eh3x-uzmvdpmjqv_">
         <w:r>
           <w:rPr>
             <w:rStyle w:val="Hyperlink"/>
@@ -10408,7 +10373,7 @@
         </w:rPr>
         <w:t xml:space="preserve">23　</w:t>
       </w:r>
-      <w:hyperlink w:history="1" r:id="rIdpfmwaehkyetsckolz-vuy">
+      <w:hyperlink w:history="1" r:id="rIdezvycwifeypz-nvltw1md">
         <w:r>
           <w:rPr>
             <w:rStyle w:val="Hyperlink"/>
@@ -10434,7 +10399,7 @@
           <w:sz w:val="28"/>
           <w:szCs w:val="28"/>
         </w:rPr>
-        <w:t xml:space="preserve">14. </w:t>
+        <w:t xml:space="preserve">14. 學費及收費</w:t>
       </w:r>
     </w:p>
     <w:p>
@@ -11573,7 +11538,7 @@
         </w:rPr>
         <w:t xml:space="preserve">1, 5, 9　</w:t>
       </w:r>
-      <w:hyperlink w:history="1" r:id="rIdmg7zbhpljouckdrecvx5h">
+      <w:hyperlink w:history="1" r:id="rIdh4fgbflkoarz0yhlfk28q">
         <w:r>
           <w:rPr>
             <w:rStyle w:val="Hyperlink"/>
@@ -11599,7 +11564,7 @@
         </w:rPr>
         <w:t xml:space="preserve">2, 6, 24　</w:t>
       </w:r>
-      <w:hyperlink w:history="1" r:id="rIda66srsd5gxf2sanbuirn8">
+      <w:hyperlink w:history="1" r:id="rIdgvir5o3gfpf2fhnxvp6cw">
         <w:r>
           <w:rPr>
             <w:rStyle w:val="Hyperlink"/>
@@ -11625,7 +11590,7 @@
         </w:rPr>
         <w:t xml:space="preserve">3, 7, 10　</w:t>
       </w:r>
-      <w:hyperlink w:history="1" r:id="rId0-bgc7odoyvfinhtcgxnm">
+      <w:hyperlink w:history="1" r:id="rIdlmiktfkcki0njzd7baj-g">
         <w:r>
           <w:rPr>
             <w:rStyle w:val="Hyperlink"/>
@@ -11651,7 +11616,7 @@
         </w:rPr>
         <w:t xml:space="preserve">4, 23　</w:t>
       </w:r>
-      <w:hyperlink w:history="1" r:id="rId3ovev6mhnyrjq6luebdnd">
+      <w:hyperlink w:history="1" r:id="rIdwauwfwvzsey467yvhcgut">
         <w:r>
           <w:rPr>
             <w:rStyle w:val="Hyperlink"/>
@@ -11677,7 +11642,7 @@
         </w:rPr>
         <w:t xml:space="preserve">8, 20, 21　</w:t>
       </w:r>
-      <w:hyperlink w:history="1" r:id="rIdopowj3mkhthu9kma-algd">
+      <w:hyperlink w:history="1" r:id="rIdtquluimmkyqe9vfl-hfbe">
         <w:r>
           <w:rPr>
             <w:rStyle w:val="Hyperlink"/>
@@ -11703,7 +11668,7 @@
         </w:rPr>
         <w:t xml:space="preserve">11, 14, 16, 17, 19　</w:t>
       </w:r>
-      <w:hyperlink w:history="1" r:id="rIdicp16xkfoz_oikafburqp">
+      <w:hyperlink w:history="1" r:id="rId-5dxbrxwbtlizpsgri-yx">
         <w:r>
           <w:rPr>
             <w:rStyle w:val="Hyperlink"/>
@@ -11729,7 +11694,7 @@
         </w:rPr>
         <w:t xml:space="preserve">12　</w:t>
       </w:r>
-      <w:hyperlink w:history="1" r:id="rIdwrb-v1pdtuemk1lwhr4rw">
+      <w:hyperlink w:history="1" r:id="rIdgkk2o3ty-vqckzuas1hg-">
         <w:r>
           <w:rPr>
             <w:rStyle w:val="Hyperlink"/>
@@ -11755,7 +11720,7 @@
         </w:rPr>
         <w:t xml:space="preserve">13, 26　</w:t>
       </w:r>
-      <w:hyperlink w:history="1" r:id="rIdlm7uf4l8emwdw5sxt9sko">
+      <w:hyperlink w:history="1" r:id="rIdex-2qcutg9bvw4hqifccs">
         <w:r>
           <w:rPr>
             <w:rStyle w:val="Hyperlink"/>
@@ -11781,7 +11746,7 @@
         </w:rPr>
         <w:t xml:space="preserve">15, 18, 22, 27　</w:t>
       </w:r>
-      <w:hyperlink w:history="1" r:id="rIdc0v-96tnpas9kbpuxdu5c">
+      <w:hyperlink w:history="1" r:id="rIdr06p_anugfjkwljjbixww">
         <w:r>
           <w:rPr>
             <w:rStyle w:val="Hyperlink"/>
@@ -11807,7 +11772,7 @@
         </w:rPr>
         <w:t xml:space="preserve">25　</w:t>
       </w:r>
-      <w:hyperlink w:history="1" r:id="rIdidikiacqahhhxvodgyf31">
+      <w:hyperlink w:history="1" r:id="rIdg3klhlxsb6_aidjehl6b9">
         <w:r>
           <w:rPr>
             <w:rStyle w:val="Hyperlink"/>
@@ -11833,7 +11798,7 @@
         </w:rPr>
         <w:t xml:space="preserve">28　</w:t>
       </w:r>
-      <w:hyperlink w:history="1" r:id="rIdbtom4bhjwrljjdd33eyix">
+      <w:hyperlink w:history="1" r:id="rIdb2higec0eygkz9wbblbt6">
         <w:r>
           <w:rPr>
             <w:rStyle w:val="Hyperlink"/>
@@ -11859,7 +11824,7 @@
         </w:rPr>
         <w:t xml:space="preserve">29　</w:t>
       </w:r>
-      <w:hyperlink w:history="1" r:id="rIddplts6arnqufskrjv6ddi">
+      <w:hyperlink w:history="1" r:id="rIdwx08zctkjyqyrdlz1l2iz">
         <w:r>
           <w:rPr>
             <w:rStyle w:val="Hyperlink"/>
@@ -11885,7 +11850,7 @@
         </w:rPr>
         <w:t xml:space="preserve">30　</w:t>
       </w:r>
-      <w:hyperlink w:history="1" r:id="rIdhn7qea4bocwzn8og-hwk4">
+      <w:hyperlink w:history="1" r:id="rIdzvfrqklquw6huwol3vw-d">
         <w:r>
           <w:rPr>
             <w:rStyle w:val="Hyperlink"/>
@@ -11911,7 +11876,7 @@
         </w:rPr>
         <w:t xml:space="preserve">31　</w:t>
       </w:r>
-      <w:hyperlink w:history="1" r:id="rIdseajzpqshyug32rvmf3vj">
+      <w:hyperlink w:history="1" r:id="rIdorasb0amfttgzewtbr-5k">
         <w:r>
           <w:rPr>
             <w:rStyle w:val="Hyperlink"/>
@@ -11937,7 +11902,7 @@
           <w:sz w:val="28"/>
           <w:szCs w:val="28"/>
         </w:rPr>
-        <w:t xml:space="preserve">15. </w:t>
+        <w:t xml:space="preserve">15. 採購及招標</w:t>
       </w:r>
     </w:p>
     <w:p>
@@ -12031,7 +11996,7 @@
           <w:sz w:val="22"/>
           <w:szCs w:val="22"/>
         </w:rPr>
-        <w:t xml:space="preserve">為確保採購過程廉潔及問責，本校須要求所有負責採購職務的人員簽署</w:t>
+        <w:t xml:space="preserve">本校須要求所有負責採購職務的人員簽署</w:t>
       </w:r>
       <w:r>
         <w:rPr>
@@ -12785,7 +12750,7 @@
         </w:rPr>
         <w:t xml:space="preserve">1, 4　</w:t>
       </w:r>
-      <w:hyperlink w:history="1" r:id="rIdjqokaed_m_yjc_grlway3">
+      <w:hyperlink w:history="1" r:id="rId536vyp6lmezipwevyd1sq">
         <w:r>
           <w:rPr>
             <w:rStyle w:val="Hyperlink"/>
@@ -12811,7 +12776,7 @@
         </w:rPr>
         <w:t xml:space="preserve">2, 7　</w:t>
       </w:r>
-      <w:hyperlink w:history="1" r:id="rIdbwk2mitdb2fp_wkxic3pf">
+      <w:hyperlink w:history="1" r:id="rIdcgqyg6rvxhhnf67rc8p40">
         <w:r>
           <w:rPr>
             <w:rStyle w:val="Hyperlink"/>
@@ -12837,7 +12802,7 @@
         </w:rPr>
         <w:t xml:space="preserve">3　</w:t>
       </w:r>
-      <w:hyperlink w:history="1" r:id="rIdijpnyjqtd_w7aev4iosbk">
+      <w:hyperlink w:history="1" r:id="rId506nfzexamcmcet4fdxko">
         <w:r>
           <w:rPr>
             <w:rStyle w:val="Hyperlink"/>
@@ -12863,7 +12828,7 @@
         </w:rPr>
         <w:t xml:space="preserve">5　</w:t>
       </w:r>
-      <w:hyperlink w:history="1" r:id="rIdb3y_lttutz7da4vkyjnqj">
+      <w:hyperlink w:history="1" r:id="rIdce-_dyumrqwtizzvqsaxy">
         <w:r>
           <w:rPr>
             <w:rStyle w:val="Hyperlink"/>
@@ -12889,7 +12854,7 @@
         </w:rPr>
         <w:t xml:space="preserve">6, 8　</w:t>
       </w:r>
-      <w:hyperlink w:history="1" r:id="rIdfrzksn6hljllbdnehjzua">
+      <w:hyperlink w:history="1" r:id="rIdumlisfeouc124ywm9m4po">
         <w:r>
           <w:rPr>
             <w:rStyle w:val="Hyperlink"/>
@@ -12915,7 +12880,7 @@
         </w:rPr>
         <w:t xml:space="preserve">9　</w:t>
       </w:r>
-      <w:hyperlink w:history="1" r:id="rIdqp_hvnly-h6tso7rjeewi">
+      <w:hyperlink w:history="1" r:id="rId4r7n3tstygqh-6qpkj4bd">
         <w:r>
           <w:rPr>
             <w:rStyle w:val="Hyperlink"/>
@@ -12941,7 +12906,7 @@
         </w:rPr>
         <w:t xml:space="preserve">10, 11, 12　</w:t>
       </w:r>
-      <w:hyperlink w:history="1" r:id="rIdavtckavocae0qxzhyxkwt">
+      <w:hyperlink w:history="1" r:id="rIddno8pjcost9p3eqw0yri2">
         <w:r>
           <w:rPr>
             <w:rStyle w:val="Hyperlink"/>
@@ -12967,7 +12932,7 @@
         </w:rPr>
         <w:t xml:space="preserve">13　</w:t>
       </w:r>
-      <w:hyperlink w:history="1" r:id="rIdo3tipssfh0bcdky4y4k1z">
+      <w:hyperlink w:history="1" r:id="rIdcgohq-2gyjsypmof2rfii">
         <w:r>
           <w:rPr>
             <w:rStyle w:val="Hyperlink"/>
@@ -12993,7 +12958,7 @@
         </w:rPr>
         <w:t xml:space="preserve">14　</w:t>
       </w:r>
-      <w:hyperlink w:history="1" r:id="rIdcxdreyhl5-pzswplradhb">
+      <w:hyperlink w:history="1" r:id="rIdkzbz5982llspk4dk78xmo">
         <w:r>
           <w:rPr>
             <w:rStyle w:val="Hyperlink"/>
@@ -13019,7 +12984,7 @@
           <w:sz w:val="28"/>
           <w:szCs w:val="28"/>
         </w:rPr>
-        <w:t xml:space="preserve">16. </w:t>
+        <w:t xml:space="preserve">16. 財務管理及內部監控</w:t>
       </w:r>
     </w:p>
     <w:p>
@@ -14676,7 +14641,7 @@
         </w:rPr>
         <w:t xml:space="preserve">1, 25　</w:t>
       </w:r>
-      <w:hyperlink w:history="1" r:id="rIdwgmuk9s40oys9aqxdopq6">
+      <w:hyperlink w:history="1" r:id="rIdkwfyw7enoy3oiv5aocz03">
         <w:r>
           <w:rPr>
             <w:rStyle w:val="Hyperlink"/>
@@ -14702,7 +14667,7 @@
         </w:rPr>
         <w:t xml:space="preserve">2, 6　</w:t>
       </w:r>
-      <w:hyperlink w:history="1" r:id="rIdvvp5v_upmlzblpr9etk9y">
+      <w:hyperlink w:history="1" r:id="rIdlgbq69awgpfnxs3srotdd">
         <w:r>
           <w:rPr>
             <w:rStyle w:val="Hyperlink"/>
@@ -14728,7 +14693,7 @@
         </w:rPr>
         <w:t xml:space="preserve">3　</w:t>
       </w:r>
-      <w:hyperlink w:history="1" r:id="rIdanmep2bznujz5okcc7kb3">
+      <w:hyperlink w:history="1" r:id="rId8wz3kyg37yfdboczmv0em">
         <w:r>
           <w:rPr>
             <w:rStyle w:val="Hyperlink"/>
@@ -14754,7 +14719,7 @@
         </w:rPr>
         <w:t xml:space="preserve">4, 9　</w:t>
       </w:r>
-      <w:hyperlink w:history="1" r:id="rIdfih50s_zhtgndevukpg7z">
+      <w:hyperlink w:history="1" r:id="rId4bhghykwnx6hpzhmv5r1v">
         <w:r>
           <w:rPr>
             <w:rStyle w:val="Hyperlink"/>
@@ -14780,7 +14745,7 @@
         </w:rPr>
         <w:t xml:space="preserve">5　</w:t>
       </w:r>
-      <w:hyperlink w:history="1" r:id="rId_w6ehrg-4_jhqqpjmfyqf">
+      <w:hyperlink w:history="1" r:id="rIdg6hsr5mny-qlxshtpcmuq">
         <w:r>
           <w:rPr>
             <w:rStyle w:val="Hyperlink"/>
@@ -14806,7 +14771,7 @@
         </w:rPr>
         <w:t xml:space="preserve">7　</w:t>
       </w:r>
-      <w:hyperlink w:history="1" r:id="rIdthsovmpz1cvvofibsgp5t">
+      <w:hyperlink w:history="1" r:id="rIdpwc4cs_yvwqidx-adv5o0">
         <w:r>
           <w:rPr>
             <w:rStyle w:val="Hyperlink"/>
@@ -14832,7 +14797,7 @@
         </w:rPr>
         <w:t xml:space="preserve">8　</w:t>
       </w:r>
-      <w:hyperlink w:history="1" r:id="rIdqgk-gi7ey1mowquj9xzez">
+      <w:hyperlink w:history="1" r:id="rId1x-ft9emkjqh9k0m5pnxb">
         <w:r>
           <w:rPr>
             <w:rStyle w:val="Hyperlink"/>
@@ -14858,7 +14823,7 @@
         </w:rPr>
         <w:t xml:space="preserve">10　</w:t>
       </w:r>
-      <w:hyperlink w:history="1" r:id="rIdgnwx_srdxok2ilhxdlusa">
+      <w:hyperlink w:history="1" r:id="rIdtouwshmau-czzqwayfebv">
         <w:r>
           <w:rPr>
             <w:rStyle w:val="Hyperlink"/>
@@ -14884,7 +14849,7 @@
         </w:rPr>
         <w:t xml:space="preserve">11　</w:t>
       </w:r>
-      <w:hyperlink w:history="1" r:id="rId5hwtbcvbgljeeg2pwotue">
+      <w:hyperlink w:history="1" r:id="rIddsyvvump0ok5l9xset6l3">
         <w:r>
           <w:rPr>
             <w:rStyle w:val="Hyperlink"/>
@@ -14910,7 +14875,7 @@
         </w:rPr>
         <w:t xml:space="preserve">12　</w:t>
       </w:r>
-      <w:hyperlink w:history="1" r:id="rIdlt3jvj1zr2wljzkxwbuom">
+      <w:hyperlink w:history="1" r:id="rIdse1nve47tvuxq2msahra3">
         <w:r>
           <w:rPr>
             <w:rStyle w:val="Hyperlink"/>
@@ -14936,7 +14901,7 @@
         </w:rPr>
         <w:t xml:space="preserve">13, 24, 28　</w:t>
       </w:r>
-      <w:hyperlink w:history="1" r:id="rIdamgr1hoibasv4gc67-pn6">
+      <w:hyperlink w:history="1" r:id="rIdcnz6x6nbpxdcbvbufgycb">
         <w:r>
           <w:rPr>
             <w:rStyle w:val="Hyperlink"/>
@@ -14962,7 +14927,7 @@
         </w:rPr>
         <w:t xml:space="preserve">14, 16　</w:t>
       </w:r>
-      <w:hyperlink w:history="1" r:id="rIdrzitluhsxa4qalnkstpzw">
+      <w:hyperlink w:history="1" r:id="rIdwm8liu1y71w5od-jux4ob">
         <w:r>
           <w:rPr>
             <w:rStyle w:val="Hyperlink"/>
@@ -14988,7 +14953,7 @@
         </w:rPr>
         <w:t xml:space="preserve">15　</w:t>
       </w:r>
-      <w:hyperlink w:history="1" r:id="rIdc2qhwwuqxusnc728hdmkp">
+      <w:hyperlink w:history="1" r:id="rIdjjsvluwk-lrtfz2bgjdfj">
         <w:r>
           <w:rPr>
             <w:rStyle w:val="Hyperlink"/>
@@ -15014,7 +14979,7 @@
         </w:rPr>
         <w:t xml:space="preserve">17, 20, 22　</w:t>
       </w:r>
-      <w:hyperlink w:history="1" r:id="rId4i-ggokgfhuyzsqyl_ee3">
+      <w:hyperlink w:history="1" r:id="rIdlmic3mmls6fida6vpnh5j">
         <w:r>
           <w:rPr>
             <w:rStyle w:val="Hyperlink"/>
@@ -15040,7 +15005,7 @@
         </w:rPr>
         <w:t xml:space="preserve">18, 19, 23　</w:t>
       </w:r>
-      <w:hyperlink w:history="1" r:id="rIdumf4izgfptbhyiiqktc7r">
+      <w:hyperlink w:history="1" r:id="rIdmcml9igrih_-u4c5n3e0x">
         <w:r>
           <w:rPr>
             <w:rStyle w:val="Hyperlink"/>
@@ -15066,7 +15031,7 @@
         </w:rPr>
         <w:t xml:space="preserve">21, 26　</w:t>
       </w:r>
-      <w:hyperlink w:history="1" r:id="rIdp2xxn0yd7szbuainsqgx-">
+      <w:hyperlink w:history="1" r:id="rIdlmsbf2bv1ld6vz4zq4vph">
         <w:r>
           <w:rPr>
             <w:rStyle w:val="Hyperlink"/>
@@ -15092,7 +15057,7 @@
         </w:rPr>
         <w:t xml:space="preserve">27, 33　</w:t>
       </w:r>
-      <w:hyperlink w:history="1" r:id="rId8mpyfyuq0pomib6hfpigt">
+      <w:hyperlink w:history="1" r:id="rIdszapdtlogif9xoxkhdfxo">
         <w:r>
           <w:rPr>
             <w:rStyle w:val="Hyperlink"/>
@@ -15118,7 +15083,7 @@
         </w:rPr>
         <w:t xml:space="preserve">29　</w:t>
       </w:r>
-      <w:hyperlink w:history="1" r:id="rIdpr2joga0g3qnoiku07q6y">
+      <w:hyperlink w:history="1" r:id="rIddbc8onha4eo2vfaioqtgb">
         <w:r>
           <w:rPr>
             <w:rStyle w:val="Hyperlink"/>
@@ -15144,7 +15109,7 @@
         </w:rPr>
         <w:t xml:space="preserve">30　</w:t>
       </w:r>
-      <w:hyperlink w:history="1" r:id="rIdwbyemervn4abgqyoij3mq">
+      <w:hyperlink w:history="1" r:id="rId6mx4emx0-_hhply22qlce">
         <w:r>
           <w:rPr>
             <w:rStyle w:val="Hyperlink"/>
@@ -15170,7 +15135,7 @@
         </w:rPr>
         <w:t xml:space="preserve">31　</w:t>
       </w:r>
-      <w:hyperlink w:history="1" r:id="rIdo6cg8rzammqkz_liz9zmp">
+      <w:hyperlink w:history="1" r:id="rIdhn4xbv2hteqd8_a7c83nb">
         <w:r>
           <w:rPr>
             <w:rStyle w:val="Hyperlink"/>
@@ -15196,7 +15161,7 @@
         </w:rPr>
         <w:t xml:space="preserve">32　</w:t>
       </w:r>
-      <w:hyperlink w:history="1" r:id="rIdyjhxmdorpquo6ywa7e6yd">
+      <w:hyperlink w:history="1" r:id="rIdmjyy_7kdhvcmilqkglrgh">
         <w:r>
           <w:rPr>
             <w:rStyle w:val="Hyperlink"/>
@@ -15222,7 +15187,7 @@
         </w:rPr>
         <w:t xml:space="preserve">34　</w:t>
       </w:r>
-      <w:hyperlink w:history="1" r:id="rIdg29lpa61mzw4exc__urq-">
+      <w:hyperlink w:history="1" r:id="rIdtpcfzp2mkeli00blw4g6s">
         <w:r>
           <w:rPr>
             <w:rStyle w:val="Hyperlink"/>
@@ -15248,7 +15213,7 @@
         </w:rPr>
         <w:t xml:space="preserve">35　</w:t>
       </w:r>
-      <w:hyperlink w:history="1" r:id="rIdw8vstvzs4eenmhob65-fo">
+      <w:hyperlink w:history="1" r:id="rId1f3vvhp6zyiurhso_z1ps">
         <w:r>
           <w:rPr>
             <w:rStyle w:val="Hyperlink"/>
@@ -15274,7 +15239,7 @@
         </w:rPr>
         <w:t xml:space="preserve">36, 37　</w:t>
       </w:r>
-      <w:hyperlink w:history="1" r:id="rIdsq3acvmh9py9asvgsmibs">
+      <w:hyperlink w:history="1" r:id="rIdhs_zu7kgruresfi-vc5mt">
         <w:r>
           <w:rPr>
             <w:rStyle w:val="Hyperlink"/>
@@ -15300,7 +15265,7 @@
         </w:rPr>
         <w:t xml:space="preserve">38　</w:t>
       </w:r>
-      <w:hyperlink w:history="1" r:id="rIdcst-ozgwogpemkznnu-fz">
+      <w:hyperlink w:history="1" r:id="rIdnoknk7zd1fnx5xo1xjtqd">
         <w:r>
           <w:rPr>
             <w:rStyle w:val="Hyperlink"/>
@@ -15326,7 +15291,7 @@
         </w:rPr>
         <w:t xml:space="preserve">39　</w:t>
       </w:r>
-      <w:hyperlink w:history="1" r:id="rId0jp7rmwt8um17pi1ts25p">
+      <w:hyperlink w:history="1" r:id="rIdnv6mawgly5nrdtycshajs">
         <w:r>
           <w:rPr>
             <w:rStyle w:val="Hyperlink"/>
@@ -15352,7 +15317,7 @@
         </w:rPr>
         <w:t xml:space="preserve">40　</w:t>
       </w:r>
-      <w:hyperlink w:history="1" r:id="rIdz5luaa6xyonkeip8v-ktj">
+      <w:hyperlink w:history="1" r:id="rIddz7xrkfuh6qcetnbwwy-x">
         <w:r>
           <w:rPr>
             <w:rStyle w:val="Hyperlink"/>
@@ -15378,7 +15343,7 @@
         </w:rPr>
         <w:t xml:space="preserve">41　</w:t>
       </w:r>
-      <w:hyperlink w:history="1" r:id="rIds5nlulr1dohzmonilzid9">
+      <w:hyperlink w:history="1" r:id="rIdi0ish9gcwbwdq0s8m4zg4">
         <w:r>
           <w:rPr>
             <w:rStyle w:val="Hyperlink"/>
@@ -15404,7 +15369,7 @@
           <w:sz w:val="28"/>
           <w:szCs w:val="28"/>
         </w:rPr>
-        <w:t xml:space="preserve">17. </w:t>
+        <w:t xml:space="preserve">17. 資助運用、籌款及盈餘</w:t>
       </w:r>
     </w:p>
     <w:p>
@@ -16246,7 +16211,7 @@
         </w:rPr>
         <w:t xml:space="preserve">1　</w:t>
       </w:r>
-      <w:hyperlink w:history="1" r:id="rIdybpw-kp21c6tthnlahhrh">
+      <w:hyperlink w:history="1" r:id="rIdojcptbgjct3fco7qdb5wg">
         <w:r>
           <w:rPr>
             <w:rStyle w:val="Hyperlink"/>
@@ -16272,7 +16237,7 @@
         </w:rPr>
         <w:t xml:space="preserve">2, 15　</w:t>
       </w:r>
-      <w:hyperlink w:history="1" r:id="rIdi-yebexhn4pwilbc_bjkm">
+      <w:hyperlink w:history="1" r:id="rIdio4_bduqjsesb1e-5pedi">
         <w:r>
           <w:rPr>
             <w:rStyle w:val="Hyperlink"/>
@@ -16298,7 +16263,7 @@
         </w:rPr>
         <w:t xml:space="preserve">3　</w:t>
       </w:r>
-      <w:hyperlink w:history="1" r:id="rIdnm_tash7xttarxfgk4esw">
+      <w:hyperlink w:history="1" r:id="rId2hsexct_nk82hgrrs78lt">
         <w:r>
           <w:rPr>
             <w:rStyle w:val="Hyperlink"/>
@@ -16324,7 +16289,7 @@
         </w:rPr>
         <w:t xml:space="preserve">4　</w:t>
       </w:r>
-      <w:hyperlink w:history="1" r:id="rId-864_q8ma9g-8dp8nll3r">
+      <w:hyperlink w:history="1" r:id="rIdnyzxbcg8arc1flrsaaxi2">
         <w:r>
           <w:rPr>
             <w:rStyle w:val="Hyperlink"/>
@@ -16350,7 +16315,7 @@
         </w:rPr>
         <w:t xml:space="preserve">5, 7　</w:t>
       </w:r>
-      <w:hyperlink w:history="1" r:id="rIdodiv5tsgymkwl3p9tjfoq">
+      <w:hyperlink w:history="1" r:id="rIdnzh2pge_jmjw77nb1nfjd">
         <w:r>
           <w:rPr>
             <w:rStyle w:val="Hyperlink"/>
@@ -16376,7 +16341,7 @@
         </w:rPr>
         <w:t xml:space="preserve">6　</w:t>
       </w:r>
-      <w:hyperlink w:history="1" r:id="rId0p1e8p7gkgigfn2_f6iop">
+      <w:hyperlink w:history="1" r:id="rId2uraz8azugdu14extoy_q">
         <w:r>
           <w:rPr>
             <w:rStyle w:val="Hyperlink"/>
@@ -16402,7 +16367,7 @@
         </w:rPr>
         <w:t xml:space="preserve">8, 10　</w:t>
       </w:r>
-      <w:hyperlink w:history="1" r:id="rId0i7-bdlcfdtu_mjntdcw1">
+      <w:hyperlink w:history="1" r:id="rIdm8c5fiupyu0ozexkohm0w">
         <w:r>
           <w:rPr>
             <w:rStyle w:val="Hyperlink"/>
@@ -16428,7 +16393,7 @@
         </w:rPr>
         <w:t xml:space="preserve">9　</w:t>
       </w:r>
-      <w:hyperlink w:history="1" r:id="rIdkxazmsk5mugzuipvfnus_">
+      <w:hyperlink w:history="1" r:id="rIdtawq3yemt4fmxzlz2-99d">
         <w:r>
           <w:rPr>
             <w:rStyle w:val="Hyperlink"/>
@@ -16454,7 +16419,7 @@
         </w:rPr>
         <w:t xml:space="preserve">11　</w:t>
       </w:r>
-      <w:hyperlink w:history="1" r:id="rId9in7rp7bp0ycqawmjayqh">
+      <w:hyperlink w:history="1" r:id="rId2gnxdp9o03og8pclrwxid">
         <w:r>
           <w:rPr>
             <w:rStyle w:val="Hyperlink"/>
@@ -16480,7 +16445,7 @@
         </w:rPr>
         <w:t xml:space="preserve">12　</w:t>
       </w:r>
-      <w:hyperlink w:history="1" r:id="rId4pomhv-w0xvvr2umsyoa7">
+      <w:hyperlink w:history="1" r:id="rIdfr8rwogptrtswquwtyv3l">
         <w:r>
           <w:rPr>
             <w:rStyle w:val="Hyperlink"/>
@@ -16506,7 +16471,7 @@
         </w:rPr>
         <w:t xml:space="preserve">13　</w:t>
       </w:r>
-      <w:hyperlink w:history="1" r:id="rIdlx3au0qn12m9_0hpaigec">
+      <w:hyperlink w:history="1" r:id="rIdufbaj-pbslch-5xrvoaou">
         <w:r>
           <w:rPr>
             <w:rStyle w:val="Hyperlink"/>
@@ -16532,7 +16497,7 @@
         </w:rPr>
         <w:t xml:space="preserve">14　</w:t>
       </w:r>
-      <w:hyperlink w:history="1" r:id="rIdmh0uhgijqql16pqodmmna">
+      <w:hyperlink w:history="1" r:id="rIdtq-tpoi6i89ffdm5dxfyd">
         <w:r>
           <w:rPr>
             <w:rStyle w:val="Hyperlink"/>
@@ -16558,7 +16523,7 @@
         </w:rPr>
         <w:t xml:space="preserve">16　</w:t>
       </w:r>
-      <w:hyperlink w:history="1" r:id="rIdlgcyy91drukg4ujh_qhwz">
+      <w:hyperlink w:history="1" r:id="rIdmk4n-jhj5vdxviuj66bfv">
         <w:r>
           <w:rPr>
             <w:rStyle w:val="Hyperlink"/>
@@ -16584,7 +16549,7 @@
         </w:rPr>
         <w:t xml:space="preserve">17　</w:t>
       </w:r>
-      <w:hyperlink w:history="1" r:id="rIdjr5yq9ucbw-h-um2jkzkp">
+      <w:hyperlink w:history="1" r:id="rIdv_8uhkyeuswmtxppxoz_g">
         <w:r>
           <w:rPr>
             <w:rStyle w:val="Hyperlink"/>
@@ -16610,7 +16575,7 @@
         </w:rPr>
         <w:t xml:space="preserve">18　</w:t>
       </w:r>
-      <w:hyperlink w:history="1" r:id="rIdzvxl3phghugewncvbnkla">
+      <w:hyperlink w:history="1" r:id="rIdpqipgfcbnq-q0bngexkya">
         <w:r>
           <w:rPr>
             <w:rStyle w:val="Hyperlink"/>
@@ -16636,7 +16601,7 @@
           <w:sz w:val="28"/>
           <w:szCs w:val="28"/>
         </w:rPr>
-        <w:t xml:space="preserve">18. </w:t>
+        <w:t xml:space="preserve">18. 註冊、牌照與行政呈報</w:t>
       </w:r>
     </w:p>
     <w:p>
@@ -17623,7 +17588,7 @@
         </w:rPr>
         <w:t xml:space="preserve">1　</w:t>
       </w:r>
-      <w:hyperlink w:history="1" r:id="rIdjt6ah7ecds5_nxh_o2xjt">
+      <w:hyperlink w:history="1" r:id="rId0zv0ngfexzugbfaymqgx8">
         <w:r>
           <w:rPr>
             <w:rStyle w:val="Hyperlink"/>
@@ -17649,7 +17614,7 @@
         </w:rPr>
         <w:t xml:space="preserve">2　</w:t>
       </w:r>
-      <w:hyperlink w:history="1" r:id="rIdjh_wuiqahthvgvbo2weqo">
+      <w:hyperlink w:history="1" r:id="rIdugemd6yhknp1swggybzso">
         <w:r>
           <w:rPr>
             <w:rStyle w:val="Hyperlink"/>
@@ -17675,7 +17640,7 @@
         </w:rPr>
         <w:t xml:space="preserve">3　</w:t>
       </w:r>
-      <w:hyperlink w:history="1" r:id="rIdz7gomsaar4cg_u6v_h0se">
+      <w:hyperlink w:history="1" r:id="rIdybqt1lmikb0xvboaw2et_">
         <w:r>
           <w:rPr>
             <w:rStyle w:val="Hyperlink"/>
@@ -17701,7 +17666,7 @@
         </w:rPr>
         <w:t xml:space="preserve">4　</w:t>
       </w:r>
-      <w:hyperlink w:history="1" r:id="rIdri_iv-evbudgm_ppns9vl">
+      <w:hyperlink w:history="1" r:id="rId2vhiw2zzzqu8rlts4dvci">
         <w:r>
           <w:rPr>
             <w:rStyle w:val="Hyperlink"/>
@@ -17727,7 +17692,7 @@
         </w:rPr>
         <w:t xml:space="preserve">5　</w:t>
       </w:r>
-      <w:hyperlink w:history="1" r:id="rIdkp3azrhdif_izoggdhmdm">
+      <w:hyperlink w:history="1" r:id="rIddx3sful_wbfkhp-twy6hc">
         <w:r>
           <w:rPr>
             <w:rStyle w:val="Hyperlink"/>
@@ -17753,7 +17718,7 @@
         </w:rPr>
         <w:t xml:space="preserve">6　</w:t>
       </w:r>
-      <w:hyperlink w:history="1" r:id="rId_lwskcfevqlegalr2m6vu">
+      <w:hyperlink w:history="1" r:id="rIdoo6my733r2zwweizgmrda">
         <w:r>
           <w:rPr>
             <w:rStyle w:val="Hyperlink"/>
@@ -17779,7 +17744,7 @@
         </w:rPr>
         <w:t xml:space="preserve">7　</w:t>
       </w:r>
-      <w:hyperlink w:history="1" r:id="rIdiy2av1jeyzloc0mdbily9">
+      <w:hyperlink w:history="1" r:id="rIdn78sjqrff_i7x5eyhx7um">
         <w:r>
           <w:rPr>
             <w:rStyle w:val="Hyperlink"/>
@@ -17805,7 +17770,7 @@
         </w:rPr>
         <w:t xml:space="preserve">8　</w:t>
       </w:r>
-      <w:hyperlink w:history="1" r:id="rId2qm0hhl3w2nesza-towbn">
+      <w:hyperlink w:history="1" r:id="rIdua0801jjcmm0gu65sdad2">
         <w:r>
           <w:rPr>
             <w:rStyle w:val="Hyperlink"/>
@@ -17831,7 +17796,7 @@
         </w:rPr>
         <w:t xml:space="preserve">9　</w:t>
       </w:r>
-      <w:hyperlink w:history="1" r:id="rIdzcl1h5n5c0lph7bzfjd7h">
+      <w:hyperlink w:history="1" r:id="rId86jmaxioomfr8cijc92ld">
         <w:r>
           <w:rPr>
             <w:rStyle w:val="Hyperlink"/>
@@ -17857,7 +17822,7 @@
         </w:rPr>
         <w:t xml:space="preserve">10　</w:t>
       </w:r>
-      <w:hyperlink w:history="1" r:id="rIdtlpujshzna3ikyglspon9">
+      <w:hyperlink w:history="1" r:id="rIdjcnbxziueblypglxciczc">
         <w:r>
           <w:rPr>
             <w:rStyle w:val="Hyperlink"/>
@@ -17883,7 +17848,7 @@
         </w:rPr>
         <w:t xml:space="preserve">11　</w:t>
       </w:r>
-      <w:hyperlink w:history="1" r:id="rIdbi7yeojfqw6pkojn68rzn">
+      <w:hyperlink w:history="1" r:id="rIdbngckajro4dllvmjqn03u">
         <w:r>
           <w:rPr>
             <w:rStyle w:val="Hyperlink"/>
@@ -17909,7 +17874,7 @@
         </w:rPr>
         <w:t xml:space="preserve">12　</w:t>
       </w:r>
-      <w:hyperlink w:history="1" r:id="rIdtqbgolg-ox0mxhgzgcqlb">
+      <w:hyperlink w:history="1" r:id="rIdf8sye8oj5cziakbr8ncae">
         <w:r>
           <w:rPr>
             <w:rStyle w:val="Hyperlink"/>
@@ -17935,7 +17900,7 @@
         </w:rPr>
         <w:t xml:space="preserve">13　</w:t>
       </w:r>
-      <w:hyperlink w:history="1" r:id="rIda6rarpl6dyncqq-ubk06q">
+      <w:hyperlink w:history="1" r:id="rIdp_lmwgojeybmfsekmwdmx">
         <w:r>
           <w:rPr>
             <w:rStyle w:val="Hyperlink"/>
@@ -17961,7 +17926,7 @@
         </w:rPr>
         <w:t xml:space="preserve">14　</w:t>
       </w:r>
-      <w:hyperlink w:history="1" r:id="rId7vdwwdu1eulprzegbcu_t">
+      <w:hyperlink w:history="1" r:id="rIdk6f84y6f4vchz6vpshtrl">
         <w:r>
           <w:rPr>
             <w:rStyle w:val="Hyperlink"/>
@@ -17987,7 +17952,7 @@
         </w:rPr>
         <w:t xml:space="preserve">15　</w:t>
       </w:r>
-      <w:hyperlink w:history="1" r:id="rIdmfj3tzdi4abcds1kfd0av">
+      <w:hyperlink w:history="1" r:id="rIdccv2pqc_mpn_apgndo29i">
         <w:r>
           <w:rPr>
             <w:rStyle w:val="Hyperlink"/>
@@ -18013,7 +17978,7 @@
         </w:rPr>
         <w:t xml:space="preserve">16　</w:t>
       </w:r>
-      <w:hyperlink w:history="1" r:id="rId6a1khzslxrdog942do8xw">
+      <w:hyperlink w:history="1" r:id="rIdmb4eekhvjswjpusnjj00e">
         <w:r>
           <w:rPr>
             <w:rStyle w:val="Hyperlink"/>
@@ -18039,7 +18004,7 @@
         </w:rPr>
         <w:t xml:space="preserve">17　</w:t>
       </w:r>
-      <w:hyperlink w:history="1" r:id="rIdep61n6kwcosiudhfptsab">
+      <w:hyperlink w:history="1" r:id="rIdnffi5wd6ryis74ql9ybbf">
         <w:r>
           <w:rPr>
             <w:rStyle w:val="Hyperlink"/>
@@ -18065,7 +18030,7 @@
         </w:rPr>
         <w:t xml:space="preserve">18　</w:t>
       </w:r>
-      <w:hyperlink w:history="1" r:id="rIdk_spwk6tsqkog1ywfg4mc">
+      <w:hyperlink w:history="1" r:id="rIdprtk4wwam4hsp3t3e9byu">
         <w:r>
           <w:rPr>
             <w:rStyle w:val="Hyperlink"/>
@@ -18091,7 +18056,7 @@
         </w:rPr>
         <w:t xml:space="preserve">19　</w:t>
       </w:r>
-      <w:hyperlink w:history="1" r:id="rIdmx0ughaadxdetxhbfe6sp">
+      <w:hyperlink w:history="1" r:id="rId4ty86bhvq9hkqdizh2ijk">
         <w:r>
           <w:rPr>
             <w:rStyle w:val="Hyperlink"/>
@@ -18117,7 +18082,7 @@
         </w:rPr>
         <w:t xml:space="preserve">20　</w:t>
       </w:r>
-      <w:hyperlink w:history="1" r:id="rIdlm8ek7tl-mzzssamsow89">
+      <w:hyperlink w:history="1" r:id="rIdjz1ma78g7up2mwj4utozy">
         <w:r>
           <w:rPr>
             <w:rStyle w:val="Hyperlink"/>
@@ -18143,7 +18108,7 @@
         </w:rPr>
         <w:t xml:space="preserve">21　</w:t>
       </w:r>
-      <w:hyperlink w:history="1" r:id="rIdt3ju3_1bijjsoiqq76pfp">
+      <w:hyperlink w:history="1" r:id="rIdpc5noiadvbef9fssqeppl">
         <w:r>
           <w:rPr>
             <w:rStyle w:val="Hyperlink"/>
@@ -18169,7 +18134,7 @@
         </w:rPr>
         <w:t xml:space="preserve">22　</w:t>
       </w:r>
-      <w:hyperlink w:history="1" r:id="rIdrwerk0uvwjq0ucqurfqjv">
+      <w:hyperlink w:history="1" r:id="rIdinxhlyciclkhr0ollxvxk">
         <w:r>
           <w:rPr>
             <w:rStyle w:val="Hyperlink"/>
@@ -18195,7 +18160,7 @@
         </w:rPr>
         <w:t xml:space="preserve">23　</w:t>
       </w:r>
-      <w:hyperlink w:history="1" r:id="rIdfqqubrqfi_r6upyhlpnn8">
+      <w:hyperlink w:history="1" r:id="rIduxqdbnudishzsyfhvmhxz">
         <w:r>
           <w:rPr>
             <w:rStyle w:val="Hyperlink"/>
@@ -18221,7 +18186,7 @@
           <w:sz w:val="28"/>
           <w:szCs w:val="28"/>
         </w:rPr>
-        <w:t xml:space="preserve">19. </w:t>
+        <w:t xml:space="preserve">19. 家校溝通與資料披露</w:t>
       </w:r>
     </w:p>
     <w:p>
@@ -18720,7 +18685,7 @@
         </w:rPr>
         <w:t xml:space="preserve">1　</w:t>
       </w:r>
-      <w:hyperlink w:history="1" r:id="rIdnz8jjnfsadtkrek477v_e">
+      <w:hyperlink w:history="1" r:id="rIdq-4uur5ahj8f2p3fefehq">
         <w:r>
           <w:rPr>
             <w:rStyle w:val="Hyperlink"/>
@@ -18746,7 +18711,7 @@
         </w:rPr>
         <w:t xml:space="preserve">2　</w:t>
       </w:r>
-      <w:hyperlink w:history="1" r:id="rIdckgtb7y4j3myd_1gsojo1">
+      <w:hyperlink w:history="1" r:id="rIdb5vtv6jq1j6u-4j_ir0gx">
         <w:r>
           <w:rPr>
             <w:rStyle w:val="Hyperlink"/>
@@ -18772,7 +18737,7 @@
         </w:rPr>
         <w:t xml:space="preserve">3　</w:t>
       </w:r>
-      <w:hyperlink w:history="1" r:id="rIdgmijhxbstvae0zkxriixr">
+      <w:hyperlink w:history="1" r:id="rIdumaojoufhqnpsovanbhcd">
         <w:r>
           <w:rPr>
             <w:rStyle w:val="Hyperlink"/>
@@ -18798,7 +18763,7 @@
         </w:rPr>
         <w:t xml:space="preserve">4　</w:t>
       </w:r>
-      <w:hyperlink w:history="1" r:id="rIdruz7f81epbip1cib8h_ac">
+      <w:hyperlink w:history="1" r:id="rIdq2b9s3dvm5mwh6nxhrvrk">
         <w:r>
           <w:rPr>
             <w:rStyle w:val="Hyperlink"/>
@@ -18824,7 +18789,7 @@
         </w:rPr>
         <w:t xml:space="preserve">5　</w:t>
       </w:r>
-      <w:hyperlink w:history="1" r:id="rIdqkuv0mmg9m_xhtfsauizj">
+      <w:hyperlink w:history="1" r:id="rId15-dvq5l-dcact54tx57p">
         <w:r>
           <w:rPr>
             <w:rStyle w:val="Hyperlink"/>
@@ -18850,7 +18815,7 @@
         </w:rPr>
         <w:t xml:space="preserve">6　</w:t>
       </w:r>
-      <w:hyperlink w:history="1" r:id="rIdz_bklfozrj3e2evgnvcta">
+      <w:hyperlink w:history="1" r:id="rIduj1ytgyv3kjyavnqhfqtm">
         <w:r>
           <w:rPr>
             <w:rStyle w:val="Hyperlink"/>
@@ -18876,7 +18841,7 @@
         </w:rPr>
         <w:t xml:space="preserve">7　</w:t>
       </w:r>
-      <w:hyperlink w:history="1" r:id="rIdsgnrokrto43cpagtsl-e8">
+      <w:hyperlink w:history="1" r:id="rIdqyol0-kpw1tzhextycadn">
         <w:r>
           <w:rPr>
             <w:rStyle w:val="Hyperlink"/>
@@ -18902,7 +18867,7 @@
         </w:rPr>
         <w:t xml:space="preserve">8, 12　</w:t>
       </w:r>
-      <w:hyperlink w:history="1" r:id="rId6ppaelshrvqgctgdbfjm8">
+      <w:hyperlink w:history="1" r:id="rIdxhqxr7b2skyasbzaycjeu">
         <w:r>
           <w:rPr>
             <w:rStyle w:val="Hyperlink"/>
@@ -18928,7 +18893,7 @@
         </w:rPr>
         <w:t xml:space="preserve">9　</w:t>
       </w:r>
-      <w:hyperlink w:history="1" r:id="rIdqclexupo9nrngwaskabex">
+      <w:hyperlink w:history="1" r:id="rIduvqfk_4yfr58fc2ygucew">
         <w:r>
           <w:rPr>
             <w:rStyle w:val="Hyperlink"/>
@@ -18954,7 +18919,7 @@
         </w:rPr>
         <w:t xml:space="preserve">10　</w:t>
       </w:r>
-      <w:hyperlink w:history="1" r:id="rId_94d-wpe8jzryvcqadbho">
+      <w:hyperlink w:history="1" r:id="rIdvxykfrq5ddo2uk-yushh3">
         <w:r>
           <w:rPr>
             <w:rStyle w:val="Hyperlink"/>
@@ -18980,7 +18945,7 @@
         </w:rPr>
         <w:t xml:space="preserve">11　</w:t>
       </w:r>
-      <w:hyperlink w:history="1" r:id="rIdt64ijyloix2odg2bebieg">
+      <w:hyperlink w:history="1" r:id="rIdsobh0eumaasf1_eifw34g">
         <w:r>
           <w:rPr>
             <w:rStyle w:val="Hyperlink"/>
@@ -19006,7 +18971,7 @@
         </w:rPr>
         <w:t xml:space="preserve">13　</w:t>
       </w:r>
-      <w:hyperlink w:history="1" r:id="rIdp7mrhdxnoxfiouqjslxcl">
+      <w:hyperlink w:history="1" r:id="rIdvd2trkl2tzbhcq7qmth-k">
         <w:r>
           <w:rPr>
             <w:rStyle w:val="Hyperlink"/>
@@ -19032,7 +18997,7 @@
         </w:rPr>
         <w:t xml:space="preserve">14　</w:t>
       </w:r>
-      <w:hyperlink w:history="1" r:id="rId0rwnaru2yuwrnnhyp_nzd">
+      <w:hyperlink w:history="1" r:id="rId1s_7ooh5tbfg8dby6xoz7">
         <w:r>
           <w:rPr>
             <w:rStyle w:val="Hyperlink"/>
@@ -19058,7 +19023,7 @@
         </w:rPr>
         <w:t xml:space="preserve">15　</w:t>
       </w:r>
-      <w:hyperlink w:history="1" r:id="rIdjmi9ogokxzjuoxrl27byt">
+      <w:hyperlink w:history="1" r:id="rId_ply5jhiw2djzxaa2ve0v">
         <w:r>
           <w:rPr>
             <w:rStyle w:val="Hyperlink"/>
@@ -19084,7 +19049,7 @@
           <w:sz w:val="28"/>
           <w:szCs w:val="28"/>
         </w:rPr>
-        <w:t xml:space="preserve">20. </w:t>
+        <w:t xml:space="preserve">20. 紀錄保存、查閱與一般行政</w:t>
       </w:r>
     </w:p>
     <w:p>
@@ -19648,7 +19613,7 @@
         </w:rPr>
         <w:t xml:space="preserve">1　</w:t>
       </w:r>
-      <w:hyperlink w:history="1" r:id="rIdk5kq9nhxo_leyc4ysnr7o">
+      <w:hyperlink w:history="1" r:id="rIdluwzu_gj65gxxr8wu8qt3">
         <w:r>
           <w:rPr>
             <w:rStyle w:val="Hyperlink"/>
@@ -19674,7 +19639,7 @@
         </w:rPr>
         <w:t xml:space="preserve">2　</w:t>
       </w:r>
-      <w:hyperlink w:history="1" r:id="rIdoyzif27rvi7m6o3py3cas">
+      <w:hyperlink w:history="1" r:id="rIdkmjyajo1ah0tl8xngysrl">
         <w:r>
           <w:rPr>
             <w:rStyle w:val="Hyperlink"/>
@@ -19700,7 +19665,7 @@
         </w:rPr>
         <w:t xml:space="preserve">3　</w:t>
       </w:r>
-      <w:hyperlink w:history="1" r:id="rIdtrtk8n2lbhmuuj1-bg0kg">
+      <w:hyperlink w:history="1" r:id="rIdsdwqtrcs6s0odvlb9bwqe">
         <w:r>
           <w:rPr>
             <w:rStyle w:val="Hyperlink"/>
@@ -19726,7 +19691,7 @@
         </w:rPr>
         <w:t xml:space="preserve">4　</w:t>
       </w:r>
-      <w:hyperlink w:history="1" r:id="rIdrnjmltbsclakjjanlgdob">
+      <w:hyperlink w:history="1" r:id="rIdpkk0se6_pg2gdf-xsxtwz">
         <w:r>
           <w:rPr>
             <w:rStyle w:val="Hyperlink"/>
@@ -19752,7 +19717,7 @@
         </w:rPr>
         <w:t xml:space="preserve">5, 8　</w:t>
       </w:r>
-      <w:hyperlink w:history="1" r:id="rIdm2rkr2zuqptgrxeqlryks">
+      <w:hyperlink w:history="1" r:id="rIdch5bzvz2hqbggee6yk56z">
         <w:r>
           <w:rPr>
             <w:rStyle w:val="Hyperlink"/>
@@ -19778,7 +19743,7 @@
         </w:rPr>
         <w:t xml:space="preserve">6　</w:t>
       </w:r>
-      <w:hyperlink w:history="1" r:id="rIdwvep1xwhs272ttemi4mek">
+      <w:hyperlink w:history="1" r:id="rIdpyq7utdi_9-d3-toq-enp">
         <w:r>
           <w:rPr>
             <w:rStyle w:val="Hyperlink"/>
@@ -19804,7 +19769,7 @@
         </w:rPr>
         <w:t xml:space="preserve">7　</w:t>
       </w:r>
-      <w:hyperlink w:history="1" r:id="rId-i-yxcqt9i4n5ydjwzqvn">
+      <w:hyperlink w:history="1" r:id="rId6zn7hxcvarl0wyahty-rb">
         <w:r>
           <w:rPr>
             <w:rStyle w:val="Hyperlink"/>
@@ -19830,7 +19795,7 @@
         </w:rPr>
         <w:t xml:space="preserve">9　</w:t>
       </w:r>
-      <w:hyperlink w:history="1" r:id="rIdfo64jdcwhyf5l4iq_t5re">
+      <w:hyperlink w:history="1" r:id="rIdgwjepoytxgonowy6zekfe">
         <w:r>
           <w:rPr>
             <w:rStyle w:val="Hyperlink"/>
@@ -19856,7 +19821,7 @@
         </w:rPr>
         <w:t xml:space="preserve">10　</w:t>
       </w:r>
-      <w:hyperlink w:history="1" r:id="rIdghycxj_mzis_yts1dr-zx">
+      <w:hyperlink w:history="1" r:id="rIdpjjzus6uzp0ft6d8wthun">
         <w:r>
           <w:rPr>
             <w:rStyle w:val="Hyperlink"/>
@@ -19882,7 +19847,7 @@
         </w:rPr>
         <w:t xml:space="preserve">11　</w:t>
       </w:r>
-      <w:hyperlink w:history="1" r:id="rIdxyeclhhcbyydtcufv2qki">
+      <w:hyperlink w:history="1" r:id="rIda8rtgukjhoa9xz-6edcl3">
         <w:r>
           <w:rPr>
             <w:rStyle w:val="Hyperlink"/>
